--- a/docs/SCVHS_Research_Paper_v1.docx
+++ b/docs/SCVHS_Research_Paper_v1.docx
@@ -7048,6 +7048,75 @@
     </w:p>
     <w:p>
       <w:pPr>
+        <w:pStyle w:val="Heading3"/>
+      </w:pPr>
+      <w:r>
+        <w:t>Mode 2 vs Mode 3 in Practice: A Plain-Language Clarification</w:t>
+      </w:r>
+    </w:p>
+    <w:p>
+      <w:r>
+        <w:t>Field feedback from content teams shows that Mode 2 and Mode 3 are frequently confused, because their setup is identical: in both, the learner authors the specification, hand-writes a Comprehension Primitive, and the AI tool constructs the artifact from the spec. The modes differ in exactly two operational details: how much guidance the learner receives while reading the AI output, and how much of their comprehension must be written down.</w:t>
+      </w:r>
+    </w:p>
+    <w:p/>
+    <w:p>
+      <w:r>
+        <w:rPr>
+          <w:b/>
+        </w:rPr>
+        <w:t xml:space="preserve">Mode 2: explain everything, with a guide. </w:t>
+      </w:r>
+      <w:r>
+        <w:t>The learner reviews the AI output the way a new reviewer examines a junior developer's pull request with a mentor's cheat sheet in hand. The instructor-provided Agent Failure Modes list names the mistakes to look for, and the Decision Log requires an entry for every construct, including correct ones. Explaining correct code is the learning activity; it cannot be faked, and it is what trains the learner to read AI output in a new technology.</w:t>
+      </w:r>
+    </w:p>
+    <w:p>
+      <w:pPr>
+        <w:rPr>
+          <w:b/>
+        </w:rPr>
+      </w:pPr>
+    </w:p>
+    <w:p>
+      <w:r>
+        <w:rPr>
+          <w:b/>
+        </w:rPr>
+        <w:t xml:space="preserve">Mode 3: defects only, no guide. </w:t>
+      </w:r>
+      <w:r>
+        <w:t xml:space="preserve">The same review, but the learner is now the senior. No Agent Failure Modes list is provided; the specification is the sole reference and the learner derives their own validation criteria. Only defective constructs receive full Decision Log entries; passing constructs </w:t>
+      </w:r>
+      <w:r>
+        <w:lastRenderedPageBreak/>
+        <w:t>receive a recorded pass without explanation. Mode 3 does not test whether the learner can read AI output; it tests whether the learner can own it.</w:t>
+      </w:r>
+    </w:p>
+    <w:p>
+      <w:r>
+        <w:rPr>
+          <w:b/>
+        </w:rPr>
+        <w:t xml:space="preserve">A concrete contrast. </w:t>
+      </w:r>
+      <w:r>
+        <w:t>Consider a sprint that builds a paginated list endpoint. In Mode 2, the learner reads the generated repository method with the failure list in hand (check whether it paginates in memory; check page indexing) and logs an explanation of every construct, correct or not. In Mode 3, the learner tests the same output against their own spec (the spec caps page size at 50; does size=100000 fail correctly?) and logs only what was wrong and how it was fixed.</w:t>
+      </w:r>
+    </w:p>
+    <w:p>
+      <w:r>
+        <w:rPr>
+          <w:b/>
+        </w:rPr>
+        <w:t xml:space="preserve">The transition signal and the reset rule. </w:t>
+      </w:r>
+      <w:r>
+        <w:t>A cohort is ready to move from Mode 2 to Mode 3 when its Mode 2 Decision Logs show defects being caught that the failure modes list did not name. The transition is per technology, not per learner: a learner validating REST endpoints in Mode 3 correctly returns to Mode 2 when a new technology such as containerization appears, because scaffolding need follows the mental model, not seniority. In one sentence: Mode 2 means explain every construct, with a mistake list to guide you; Mode 3 means log defects only, with no guide, because you are now expected to own the output.</w:t>
+      </w:r>
+    </w:p>
+    <w:p>
+      <w:pPr>
         <w:pStyle w:val="Heading2"/>
         <w:rPr>
           <w:rFonts w:ascii="Calibri" w:hAnsi="Calibri" w:cs="Calibri"/>
@@ -7179,7 +7248,6 @@
         <w:rPr>
           <w:rFonts w:ascii="Calibri" w:hAnsi="Calibri" w:cs="Calibri"/>
         </w:rPr>
-        <w:lastRenderedPageBreak/>
         <w:t>It is ONE minimal construct - not the full artifact.</w:t>
       </w:r>
     </w:p>
@@ -7417,6 +7485,7 @@
         <w:rPr>
           <w:rFonts w:ascii="Calibri" w:hAnsi="Calibri" w:cs="Calibri"/>
         </w:rPr>
+        <w:lastRenderedPageBreak/>
         <w:t>Examples by Technology</w:t>
       </w:r>
     </w:p>
@@ -8617,7 +8686,6 @@
               <w:rPr>
                 <w:rFonts w:ascii="Calibri" w:hAnsi="Calibri" w:cs="Calibri"/>
               </w:rPr>
-              <w:lastRenderedPageBreak/>
               <w:t>LangChain</w:t>
             </w:r>
             <w:proofErr w:type="spellEnd"/>
@@ -8947,6 +9015,7 @@
         <w:rPr>
           <w:rFonts w:ascii="Calibri" w:hAnsi="Calibri" w:cs="Calibri"/>
         </w:rPr>
+        <w:lastRenderedPageBreak/>
         <w:t>The fix applied (exact change made in the code).</w:t>
       </w:r>
     </w:p>
@@ -9222,7 +9291,6 @@
           <w:b/>
           <w:bCs/>
         </w:rPr>
-        <w:lastRenderedPageBreak/>
         <w:t>Principle 1: Mode is per-sprint, not per-learner.</w:t>
       </w:r>
       <w:r>
@@ -9686,7 +9754,14 @@
               <w:rPr>
                 <w:rFonts w:ascii="Calibri" w:hAnsi="Calibri" w:cs="Calibri"/>
               </w:rPr>
-              <w:t>First encounter with CSS cascade - specificity must be felt before AI manages it</w:t>
+              <w:t xml:space="preserve">First encounter with CSS cascade - </w:t>
+            </w:r>
+            <w:r>
+              <w:rPr>
+                <w:rFonts w:ascii="Calibri" w:hAnsi="Calibri" w:cs="Calibri"/>
+              </w:rPr>
+              <w:lastRenderedPageBreak/>
+              <w:t>specificity must be felt before AI manages it</w:t>
             </w:r>
           </w:p>
         </w:tc>
@@ -9718,6 +9793,7 @@
               <w:rPr>
                 <w:rFonts w:ascii="Calibri" w:hAnsi="Calibri" w:cs="Calibri"/>
               </w:rPr>
+              <w:lastRenderedPageBreak/>
               <w:t>3</w:t>
             </w:r>
           </w:p>
@@ -10350,7 +10426,6 @@
               <w:rPr>
                 <w:rFonts w:ascii="Calibri" w:hAnsi="Calibri" w:cs="Calibri"/>
               </w:rPr>
-              <w:lastRenderedPageBreak/>
               <w:t>8</w:t>
             </w:r>
           </w:p>
@@ -10587,6 +10662,7 @@
           <w:rFonts w:ascii="Calibri" w:hAnsi="Calibri" w:cs="Calibri"/>
           <w:color w:val="000000" w:themeColor="text1"/>
         </w:rPr>
+        <w:lastRenderedPageBreak/>
         <w:t>5.2 Why Specifying Before AI Construction Matters</w:t>
       </w:r>
     </w:p>
@@ -10787,7 +10863,6 @@
         <w:rPr>
           <w:rFonts w:ascii="Calibri" w:hAnsi="Calibri" w:cs="Calibri"/>
         </w:rPr>
-        <w:lastRenderedPageBreak/>
         <w:t>The Comprehension Primitive is the minimum viable generation act. It is not designed to be the final form of the construct. It is designed to be the reading key.</w:t>
       </w:r>
     </w:p>
@@ -10965,7 +11040,14 @@
         <w:rPr>
           <w:rFonts w:ascii="Calibri" w:hAnsi="Calibri" w:cs="Calibri"/>
         </w:rPr>
-        <w:t>Van Leusen (1998) and Wood et al. (1976) both identify the key risk of scaffolding: if support is not withdrawn, learners become dependent on it and fail to develop independent capability 27]. This is the failure mode of AI-assisted development without a scaffolding model - the AI is always available, always scaffolding, and the learner never needs to develop the independent judgment that the scaffold is temporarily replacing.</w:t>
+        <w:t xml:space="preserve">Van Leusen (1998) and Wood et al. (1976) both identify the key risk of scaffolding: if support is not withdrawn, learners become dependent on it and fail to develop independent capability 27]. This is the failure mode of AI-assisted development without a scaffolding model - the AI is always available, </w:t>
+      </w:r>
+      <w:r>
+        <w:rPr>
+          <w:rFonts w:ascii="Calibri" w:hAnsi="Calibri" w:cs="Calibri"/>
+        </w:rPr>
+        <w:lastRenderedPageBreak/>
+        <w:t>always scaffolding, and the learner never needs to develop the independent judgment that the scaffold is temporarily replacing.</w:t>
       </w:r>
     </w:p>
     <w:p>
@@ -11185,7 +11267,6 @@
                 <w:rFonts w:ascii="Calibri" w:hAnsi="Calibri" w:cs="Calibri"/>
                 <w:color w:val="000000" w:themeColor="text1"/>
               </w:rPr>
-              <w:lastRenderedPageBreak/>
               <w:t>SCVHS Phase</w:t>
             </w:r>
           </w:p>
@@ -12012,7 +12093,6 @@
         <w:rPr>
           <w:rFonts w:ascii="Calibri" w:hAnsi="Calibri" w:cs="Calibri"/>
         </w:rPr>
-        <w:lastRenderedPageBreak/>
         <w:t>Docker, CI/CD, and Kubernetes</w:t>
       </w:r>
     </w:p>
@@ -12169,6 +12249,7 @@
           <w:b/>
           <w:bCs/>
         </w:rPr>
+        <w:lastRenderedPageBreak/>
         <w:t>Mode assignment requires instructor judgment.</w:t>
       </w:r>
       <w:r>
@@ -12405,7 +12486,6 @@
                 <w:rFonts w:ascii="Calibri" w:hAnsi="Calibri" w:cs="Calibri"/>
                 <w:color w:val="000000" w:themeColor="text1"/>
               </w:rPr>
-              <w:lastRenderedPageBreak/>
               <w:t>Domain</w:t>
             </w:r>
           </w:p>
@@ -12843,7 +12923,14 @@
               <w:rPr>
                 <w:rFonts w:ascii="Calibri" w:hAnsi="Calibri" w:cs="Calibri"/>
               </w:rPr>
-              <w:t>Brief: tone, structure, claim hierarchy, prohibited phrases, word count</w:t>
+              <w:t xml:space="preserve">Brief: tone, structure, claim hierarchy, </w:t>
+            </w:r>
+            <w:r>
+              <w:rPr>
+                <w:rFonts w:ascii="Calibri" w:hAnsi="Calibri" w:cs="Calibri"/>
+              </w:rPr>
+              <w:lastRenderedPageBreak/>
+              <w:t>prohibited phrases, word count</w:t>
             </w:r>
           </w:p>
         </w:tc>
@@ -12873,6 +12960,7 @@
               <w:rPr>
                 <w:rFonts w:ascii="Calibri" w:hAnsi="Calibri" w:cs="Calibri"/>
               </w:rPr>
+              <w:lastRenderedPageBreak/>
               <w:t>AI drafts body copy, headlines, CTAs</w:t>
             </w:r>
           </w:p>
@@ -12963,7 +13051,14 @@
               <w:rPr>
                 <w:rFonts w:ascii="Calibri" w:hAnsi="Calibri" w:cs="Calibri"/>
               </w:rPr>
-              <w:t>"CTA section: spec said no urgency language. AI wrote 'Act now before it's too late.' Caught by searching for urgency phrases. Replaced with 'Start when you're ready.'"</w:t>
+              <w:t xml:space="preserve">"CTA section: spec said no urgency </w:t>
+            </w:r>
+            <w:r>
+              <w:rPr>
+                <w:rFonts w:ascii="Calibri" w:hAnsi="Calibri" w:cs="Calibri"/>
+              </w:rPr>
+              <w:lastRenderedPageBreak/>
+              <w:t>language. AI wrote 'Act now before it's too late.' Caught by searching for urgency phrases. Replaced with 'Start when you're ready.'"</w:t>
             </w:r>
           </w:p>
         </w:tc>
@@ -12995,6 +13090,7 @@
               <w:rPr>
                 <w:rFonts w:ascii="Calibri" w:hAnsi="Calibri" w:cs="Calibri"/>
               </w:rPr>
+              <w:lastRenderedPageBreak/>
               <w:t>Data analysis</w:t>
             </w:r>
           </w:p>
@@ -13169,14 +13265,7 @@
               <w:rPr>
                 <w:rFonts w:ascii="Calibri" w:hAnsi="Calibri" w:cs="Calibri"/>
               </w:rPr>
-              <w:t xml:space="preserve">12%' without confidence interval. </w:t>
-            </w:r>
-            <w:r>
-              <w:rPr>
-                <w:rFonts w:ascii="Calibri" w:hAnsi="Calibri" w:cs="Calibri"/>
-              </w:rPr>
-              <w:lastRenderedPageBreak/>
-              <w:t>Added CI using stored standard error."</w:t>
+              <w:t>12%' without confidence interval. Added CI using stored standard error."</w:t>
             </w:r>
           </w:p>
         </w:tc>
@@ -13208,7 +13297,6 @@
               <w:rPr>
                 <w:rFonts w:ascii="Calibri" w:hAnsi="Calibri" w:cs="Calibri"/>
               </w:rPr>
-              <w:lastRenderedPageBreak/>
               <w:t>Legal drafting</w:t>
             </w:r>
           </w:p>
@@ -13419,6 +13507,7 @@
               <w:rPr>
                 <w:rFonts w:ascii="Calibri" w:hAnsi="Calibri" w:cs="Calibri"/>
               </w:rPr>
+              <w:lastRenderedPageBreak/>
               <w:t>Infrastructure (</w:t>
             </w:r>
             <w:proofErr w:type="spellStart"/>
@@ -13652,7 +13741,6 @@
         <w:rPr>
           <w:rFonts w:ascii="Calibri" w:hAnsi="Calibri" w:cs="Calibri"/>
         </w:rPr>
-        <w:lastRenderedPageBreak/>
         <w:t>The Decision Log generalizes directly: construct-by-construct self-explanation at the time of review, with spec reference for defects, constitutes the same evidence of ownership regardless of domain.</w:t>
       </w:r>
     </w:p>
@@ -13746,6 +13834,7 @@
           <w:rFonts w:ascii="Calibri" w:hAnsi="Calibri" w:cs="Calibri"/>
           <w:color w:val="000000" w:themeColor="text1"/>
         </w:rPr>
+        <w:lastRenderedPageBreak/>
         <w:t>9.2 Structural Comparison</w:t>
       </w:r>
     </w:p>
@@ -14758,14 +14847,7 @@
               <w:rPr>
                 <w:rFonts w:ascii="Calibri" w:hAnsi="Calibri" w:cs="Calibri"/>
               </w:rPr>
-              <w:t xml:space="preserve">Central requirement (Comprehension </w:t>
-            </w:r>
-            <w:r>
-              <w:rPr>
-                <w:rFonts w:ascii="Calibri" w:hAnsi="Calibri" w:cs="Calibri"/>
-              </w:rPr>
-              <w:lastRenderedPageBreak/>
-              <w:t>Primitive, Decision Log)</w:t>
+              <w:t>Central requirement (Comprehension Primitive, Decision Log)</w:t>
             </w:r>
           </w:p>
         </w:tc>
@@ -14795,7 +14877,6 @@
               <w:rPr>
                 <w:rFonts w:ascii="Calibri" w:hAnsi="Calibri" w:cs="Calibri"/>
               </w:rPr>
-              <w:lastRenderedPageBreak/>
               <w:t>Core design difference</w:t>
             </w:r>
           </w:p>
@@ -15126,6 +15207,7 @@
           <w:i/>
           <w:iCs/>
         </w:rPr>
+        <w:lastRenderedPageBreak/>
         <w:t>Why the gap exists.</w:t>
       </w:r>
       <w:r>
@@ -15378,6 +15460,164 @@
           <w:i/>
           <w:iCs/>
         </w:rPr>
+        <w:t>Development plan.</w:t>
+      </w:r>
+      <w:r>
+        <w:rPr>
+          <w:rFonts w:ascii="Calibri" w:hAnsi="Calibri" w:cs="Calibri"/>
+        </w:rPr>
+        <w:t xml:space="preserve"> Add a sprint-start mode diagnostic checklist. Not automated execution adjustment, which would require tooling, but a structured 5-minute assessment at the start of each sprint that can trigger mode upgrade or downgrade. Priority: medium.</w:t>
+      </w:r>
+    </w:p>
+    <w:p>
+      <w:pPr>
+        <w:spacing w:before="80" w:after="80" w:line="276" w:lineRule="auto"/>
+        <w:jc w:val="both"/>
+        <w:rPr>
+          <w:rFonts w:ascii="Calibri" w:hAnsi="Calibri" w:cs="Calibri"/>
+        </w:rPr>
+      </w:pPr>
+      <w:r>
+        <w:rPr>
+          <w:rFonts w:ascii="Calibri" w:hAnsi="Calibri" w:cs="Calibri"/>
+          <w:b/>
+          <w:bCs/>
+        </w:rPr>
+        <w:t>9.3.3 Automated evaluator tooling</w:t>
+      </w:r>
+    </w:p>
+    <w:p>
+      <w:pPr>
+        <w:spacing w:before="80" w:after="80" w:line="276" w:lineRule="auto"/>
+        <w:jc w:val="both"/>
+        <w:rPr>
+          <w:rFonts w:ascii="Calibri" w:hAnsi="Calibri" w:cs="Calibri"/>
+        </w:rPr>
+      </w:pPr>
+      <w:r>
+        <w:rPr>
+          <w:rFonts w:ascii="Calibri" w:hAnsi="Calibri" w:cs="Calibri"/>
+        </w:rPr>
+        <w:t xml:space="preserve">AI-DLC includes an </w:t>
+      </w:r>
+      <w:proofErr w:type="spellStart"/>
+      <w:r>
+        <w:rPr>
+          <w:rFonts w:ascii="Calibri" w:hAnsi="Calibri" w:cs="Calibri"/>
+        </w:rPr>
+        <w:t>aidlc</w:t>
+      </w:r>
+      <w:proofErr w:type="spellEnd"/>
+      <w:r>
+        <w:rPr>
+          <w:rFonts w:ascii="Calibri" w:hAnsi="Calibri" w:cs="Calibri"/>
+        </w:rPr>
+        <w:t>-evaluator script that automates testing of the workflow execution. It provides programmatic verification that the methodology was followed.</w:t>
+      </w:r>
+    </w:p>
+    <w:p>
+      <w:pPr>
+        <w:spacing w:before="80" w:after="80" w:line="276" w:lineRule="auto"/>
+        <w:jc w:val="both"/>
+        <w:rPr>
+          <w:rFonts w:ascii="Calibri" w:hAnsi="Calibri" w:cs="Calibri"/>
+        </w:rPr>
+      </w:pPr>
+      <w:r>
+        <w:rPr>
+          <w:rFonts w:ascii="Calibri" w:hAnsi="Calibri" w:cs="Calibri"/>
+        </w:rPr>
+        <w:t xml:space="preserve">SCVHS v1.0 has no tooling. All evaluation is </w:t>
+      </w:r>
+      <w:proofErr w:type="gramStart"/>
+      <w:r>
+        <w:rPr>
+          <w:rFonts w:ascii="Calibri" w:hAnsi="Calibri" w:cs="Calibri"/>
+        </w:rPr>
+        <w:t>human-conducted</w:t>
+      </w:r>
+      <w:proofErr w:type="gramEnd"/>
+      <w:r>
+        <w:rPr>
+          <w:rFonts w:ascii="Calibri" w:hAnsi="Calibri" w:cs="Calibri"/>
+        </w:rPr>
+        <w:t xml:space="preserve"> through the Decision Log.</w:t>
+      </w:r>
+    </w:p>
+    <w:p>
+      <w:pPr>
+        <w:spacing w:before="80" w:after="80" w:line="276" w:lineRule="auto"/>
+        <w:jc w:val="both"/>
+        <w:rPr>
+          <w:rFonts w:ascii="Calibri" w:hAnsi="Calibri" w:cs="Calibri"/>
+        </w:rPr>
+      </w:pPr>
+      <w:r>
+        <w:rPr>
+          <w:rFonts w:ascii="Calibri" w:hAnsi="Calibri" w:cs="Calibri"/>
+          <w:i/>
+          <w:iCs/>
+        </w:rPr>
+        <w:t>Why the gap exists.</w:t>
+      </w:r>
+      <w:r>
+        <w:rPr>
+          <w:rFonts w:ascii="Calibri" w:hAnsi="Calibri" w:cs="Calibri"/>
+        </w:rPr>
+        <w:t xml:space="preserve"> SCVHS evaluation is intentionally human: the Decision Log is the evaluation artifact, and its value derives precisely from being </w:t>
+      </w:r>
+      <w:proofErr w:type="gramStart"/>
+      <w:r>
+        <w:rPr>
+          <w:rFonts w:ascii="Calibri" w:hAnsi="Calibri" w:cs="Calibri"/>
+        </w:rPr>
+        <w:t>human-produced</w:t>
+      </w:r>
+      <w:proofErr w:type="gramEnd"/>
+      <w:r>
+        <w:rPr>
+          <w:rFonts w:ascii="Calibri" w:hAnsi="Calibri" w:cs="Calibri"/>
+        </w:rPr>
+        <w:t>. Automating evaluation would defeat the comprehension purpose. The act of writing the Decision Log is not separable from the comprehension benefit it provides.</w:t>
+      </w:r>
+    </w:p>
+    <w:p>
+      <w:pPr>
+        <w:spacing w:before="80" w:after="80" w:line="276" w:lineRule="auto"/>
+        <w:jc w:val="both"/>
+        <w:rPr>
+          <w:rFonts w:ascii="Calibri" w:hAnsi="Calibri" w:cs="Calibri"/>
+        </w:rPr>
+      </w:pPr>
+      <w:r>
+        <w:rPr>
+          <w:rFonts w:ascii="Calibri" w:hAnsi="Calibri" w:cs="Calibri"/>
+          <w:i/>
+          <w:iCs/>
+        </w:rPr>
+        <w:t>Should SCVHS close this gap?</w:t>
+      </w:r>
+      <w:r>
+        <w:rPr>
+          <w:rFonts w:ascii="Calibri" w:hAnsi="Calibri" w:cs="Calibri"/>
+        </w:rPr>
+        <w:t xml:space="preserve"> Selectively. SCVHS should not automate Decision Log production or evaluation (this would undermine the core mechanism). However, a spec quality linter - a tool that checks whether a Spec file has a declared mode, binary acceptance criteria, a Constraints section, and a Comprehension Primitive section - would improve content developer practice without compromising learner evaluation. The linter checks the input to the methodology (the spec), not the output (the Decision Log).</w:t>
+      </w:r>
+    </w:p>
+    <w:p>
+      <w:pPr>
+        <w:spacing w:before="80" w:after="80" w:line="276" w:lineRule="auto"/>
+        <w:jc w:val="both"/>
+        <w:rPr>
+          <w:rFonts w:ascii="Calibri" w:hAnsi="Calibri" w:cs="Calibri"/>
+        </w:rPr>
+      </w:pPr>
+      <w:r>
+        <w:rPr>
+          <w:rFonts w:ascii="Calibri" w:hAnsi="Calibri" w:cs="Calibri"/>
+          <w:i/>
+          <w:iCs/>
+        </w:rPr>
         <w:lastRenderedPageBreak/>
         <w:t>Development plan.</w:t>
       </w:r>
@@ -15385,7 +15625,21 @@
         <w:rPr>
           <w:rFonts w:ascii="Calibri" w:hAnsi="Calibri" w:cs="Calibri"/>
         </w:rPr>
-        <w:t xml:space="preserve"> Add a sprint-start mode diagnostic checklist. Not automated execution adjustment, which would require tooling, but a structured 5-minute assessment at the start of each sprint that can trigger mode upgrade or downgrade. Priority: medium.</w:t>
+        <w:t xml:space="preserve"> Add a </w:t>
+      </w:r>
+      <w:proofErr w:type="spellStart"/>
+      <w:r>
+        <w:rPr>
+          <w:rFonts w:ascii="Calibri" w:hAnsi="Calibri" w:cs="Calibri"/>
+        </w:rPr>
+        <w:t>scvhs</w:t>
+      </w:r>
+      <w:proofErr w:type="spellEnd"/>
+      <w:r>
+        <w:rPr>
+          <w:rFonts w:ascii="Calibri" w:hAnsi="Calibri" w:cs="Calibri"/>
+        </w:rPr>
+        <w:t>-tools/ directory with a spec linter specification and reference implementation. The linter reports: missing mode declaration, acceptance criteria that are not binary (heuristic: no verb, no tool reference), missing Constraints section, missing Comprehension Primitive for Modes 2-3. Priority: medium.</w:t>
       </w:r>
     </w:p>
     <w:p>
@@ -15402,7 +15656,7 @@
           <w:b/>
           <w:bCs/>
         </w:rPr>
-        <w:t>9.3.3 Automated evaluator tooling</w:t>
+        <w:t>9.3.4 Extension system</w:t>
       </w:r>
     </w:p>
     <w:p>
@@ -15417,21 +15671,7 @@
         <w:rPr>
           <w:rFonts w:ascii="Calibri" w:hAnsi="Calibri" w:cs="Calibri"/>
         </w:rPr>
-        <w:t xml:space="preserve">AI-DLC includes an </w:t>
-      </w:r>
-      <w:proofErr w:type="spellStart"/>
-      <w:r>
-        <w:rPr>
-          <w:rFonts w:ascii="Calibri" w:hAnsi="Calibri" w:cs="Calibri"/>
-        </w:rPr>
-        <w:t>aidlc</w:t>
-      </w:r>
-      <w:proofErr w:type="spellEnd"/>
-      <w:r>
-        <w:rPr>
-          <w:rFonts w:ascii="Calibri" w:hAnsi="Calibri" w:cs="Calibri"/>
-        </w:rPr>
-        <w:t>-evaluator script that automates testing of the workflow execution. It provides programmatic verification that the methodology was followed.</w:t>
+        <w:t>AI-DLC supports a formal directory-based extension mechanism. Organizations add custom rules for security baseline requirements, property-based testing, resiliency patterns, and compliance constraints by placing markdown files in an extensions/ directory. Built-in optional extensions are provided for security, testing, and resiliency.</w:t>
       </w:r>
     </w:p>
     <w:p>
@@ -15446,21 +15686,7 @@
         <w:rPr>
           <w:rFonts w:ascii="Calibri" w:hAnsi="Calibri" w:cs="Calibri"/>
         </w:rPr>
-        <w:t xml:space="preserve">SCVHS v1.0 has no tooling. All evaluation is </w:t>
-      </w:r>
-      <w:proofErr w:type="gramStart"/>
-      <w:r>
-        <w:rPr>
-          <w:rFonts w:ascii="Calibri" w:hAnsi="Calibri" w:cs="Calibri"/>
-        </w:rPr>
-        <w:t>human-conducted</w:t>
-      </w:r>
-      <w:proofErr w:type="gramEnd"/>
-      <w:r>
-        <w:rPr>
-          <w:rFonts w:ascii="Calibri" w:hAnsi="Calibri" w:cs="Calibri"/>
-        </w:rPr>
-        <w:t xml:space="preserve"> through the Decision Log.</w:t>
+        <w:t>SCVHS v1.0 has no extension mechanism. Domain-specific guidance is embedded in the core documents.</w:t>
       </w:r>
     </w:p>
     <w:p>
@@ -15477,27 +15703,19 @@
           <w:i/>
           <w:iCs/>
         </w:rPr>
-        <w:t>Why the gap exists.</w:t>
-      </w:r>
-      <w:r>
-        <w:rPr>
-          <w:rFonts w:ascii="Calibri" w:hAnsi="Calibri" w:cs="Calibri"/>
-        </w:rPr>
-        <w:t xml:space="preserve"> SCVHS evaluation is intentionally human: the Decision Log is the evaluation artifact, and its value derives precisely from being </w:t>
-      </w:r>
-      <w:proofErr w:type="gramStart"/>
-      <w:r>
-        <w:rPr>
-          <w:rFonts w:ascii="Calibri" w:hAnsi="Calibri" w:cs="Calibri"/>
-        </w:rPr>
-        <w:t>human-produced</w:t>
-      </w:r>
-      <w:proofErr w:type="gramEnd"/>
-      <w:r>
-        <w:rPr>
-          <w:rFonts w:ascii="Calibri" w:hAnsi="Calibri" w:cs="Calibri"/>
-        </w:rPr>
-        <w:t>. Automating evaluation would defeat the comprehension purpose. The act of writing the Decision Log is not separable from the comprehension benefit it provides.</w:t>
+        <w:t>Why the gap exists</w:t>
+      </w:r>
+      <w:r>
+        <w:rPr>
+          <w:rFonts w:ascii="Calibri" w:hAnsi="Calibri" w:cs="Calibri"/>
+        </w:rPr>
+        <w:t xml:space="preserve">. </w:t>
+      </w:r>
+      <w:r>
+        <w:rPr>
+          <w:rFonts w:ascii="Calibri" w:hAnsi="Calibri" w:cs="Calibri"/>
+        </w:rPr>
+        <w:t>The first version of SCVHS was intentionally optimized for software engineering and AI-assisted technical learning workflows. As the framework evolved toward a domain-agnostic methodology, the need for formal extension mechanisms became evident.</w:t>
       </w:r>
     </w:p>
     <w:p>
@@ -15520,7 +15738,7 @@
         <w:rPr>
           <w:rFonts w:ascii="Calibri" w:hAnsi="Calibri" w:cs="Calibri"/>
         </w:rPr>
-        <w:t xml:space="preserve"> Selectively. SCVHS should not automate Decision Log production or evaluation (this would undermine the core mechanism). However, a spec quality linter - a tool that checks whether a Spec file has a declared mode, binary acceptance criteria, a Constraints section, and a Comprehension Primitive section - would improve content developer practice without compromising learner evaluation. The linter checks the input to the methodology (the spec), not the output (the Decision Log).</w:t>
+        <w:t xml:space="preserve"> Yes. If SCVHS is to be applied to video production, marketing, legal, data analysis, and other domains, domain-specific extension packs are required. The core methodology documents remain domain-agnostic; domain-specific Comprehension Primitive examples, Acceptance Criteria patterns, and Agent Failure Modes lists are packaged as extensions.</w:t>
       </w:r>
     </w:p>
     <w:p>
@@ -15543,7 +15761,7 @@
         <w:rPr>
           <w:rFonts w:ascii="Calibri" w:hAnsi="Calibri" w:cs="Calibri"/>
         </w:rPr>
-        <w:t xml:space="preserve"> Add a </w:t>
+        <w:t xml:space="preserve"> Add </w:t>
       </w:r>
       <w:proofErr w:type="spellStart"/>
       <w:r>
@@ -15557,7 +15775,7 @@
         <w:rPr>
           <w:rFonts w:ascii="Calibri" w:hAnsi="Calibri" w:cs="Calibri"/>
         </w:rPr>
-        <w:t>-tools/ directory with a spec linter specification and reference implementation. The linter reports: missing mode declaration, acceptance criteria that are not binary (heuristic: no verb, no tool reference), missing Constraints section, missing Comprehension Primitive for Modes 2-3. Priority: medium.</w:t>
+        <w:t>-extensions/ directory. Initial extensions: software-engineering/ (migrated from existing core examples), video-production/, marketing-copy/, data-analysis/. Each extension provides: domain-specific Comprehension Primitive examples, domain-specific Decision Log entry examples, domain-specific Acceptance Criteria patterns. Priority: high for trademark scope; medium for immediate use.</w:t>
       </w:r>
     </w:p>
     <w:p>
@@ -15574,7 +15792,7 @@
           <w:b/>
           <w:bCs/>
         </w:rPr>
-        <w:t>9.3.4 Extension system</w:t>
+        <w:t>9.3.5 Brownfield and existing-system support</w:t>
       </w:r>
     </w:p>
     <w:p>
@@ -15589,7 +15807,7 @@
         <w:rPr>
           <w:rFonts w:ascii="Calibri" w:hAnsi="Calibri" w:cs="Calibri"/>
         </w:rPr>
-        <w:t>AI-DLC supports a formal directory-based extension mechanism. Organizations add custom rules for security baseline requirements, property-based testing, resiliency patterns, and compliance constraints by placing markdown files in an extensions/ directory. Built-in optional extensions are provided for security, testing, and resiliency.</w:t>
+        <w:t>AI-DLC explicitly addresses brownfield scenarios in which engineers work with existing codebases. Its WORKING-WITH-AIDLC guide recommends preparing a Technical Environment Document that includes current system state, prohibited libraries with documented reasons, and representative code examples from the existing system before initiating the workflow. This document reduces clarifying questions from the AI agent and prevents the agent from proposing patterns that are incompatible with the existing system.</w:t>
       </w:r>
     </w:p>
     <w:p>
@@ -15604,7 +15822,7 @@
         <w:rPr>
           <w:rFonts w:ascii="Calibri" w:hAnsi="Calibri" w:cs="Calibri"/>
         </w:rPr>
-        <w:t>SCVHS v1.0 has no extension mechanism. Domain-specific guidance is embedded in the core documents.</w:t>
+        <w:t>SCVHS v1.0 has a Base field in the spec header (documenting what exists before the sprint) but no formal treatment of existing-system constraints or a dedicated brownfield spec template.</w:t>
       </w:r>
     </w:p>
     <w:p>
@@ -15621,19 +15839,13 @@
           <w:i/>
           <w:iCs/>
         </w:rPr>
-        <w:t>Why the gap exists</w:t>
-      </w:r>
-      <w:r>
-        <w:rPr>
-          <w:rFonts w:ascii="Calibri" w:hAnsi="Calibri" w:cs="Calibri"/>
-        </w:rPr>
-        <w:t xml:space="preserve">. </w:t>
-      </w:r>
-      <w:r>
-        <w:rPr>
-          <w:rFonts w:ascii="Calibri" w:hAnsi="Calibri" w:cs="Calibri"/>
-        </w:rPr>
-        <w:t>The first version of SCVHS was intentionally optimized for software engineering and AI-assisted technical learning workflows. As the framework evolved toward a domain-agnostic methodology, the need for formal extension mechanisms became evident.</w:t>
+        <w:t>Why the gap exists.</w:t>
+      </w:r>
+      <w:r>
+        <w:rPr>
+          <w:rFonts w:ascii="Calibri" w:hAnsi="Calibri" w:cs="Calibri"/>
+        </w:rPr>
+        <w:t xml:space="preserve"> SCVHS sprints are primarily greenfield: each sprint starts from a clearly defined previous output. Professional practitioners using SCVHS outside an educational program will frequently work with existing, partially undocumented systems.</w:t>
       </w:r>
     </w:p>
     <w:p>
@@ -15656,7 +15868,7 @@
         <w:rPr>
           <w:rFonts w:ascii="Calibri" w:hAnsi="Calibri" w:cs="Calibri"/>
         </w:rPr>
-        <w:t xml:space="preserve"> Yes. If SCVHS is to be applied to video production, marketing, legal, data analysis, and other domains, domain-specific extension packs are required. The core methodology documents remain domain-agnostic; domain-specific Comprehension Primitive examples, Acceptance Criteria patterns, and Agent Failure Modes lists are packaged as extensions.</w:t>
+        <w:t xml:space="preserve"> Yes. A brownfield variant of the Spec Template is needed for professional deployment of SCVHS. It should include sections for: existing system constraints, prohibited patterns (with reasons), integration points that cannot be changed, and the technical environment at the start of the sprint.</w:t>
       </w:r>
     </w:p>
     <w:p>
@@ -15679,7 +15891,7 @@
         <w:rPr>
           <w:rFonts w:ascii="Calibri" w:hAnsi="Calibri" w:cs="Calibri"/>
         </w:rPr>
-        <w:t xml:space="preserve"> Add </w:t>
+        <w:t xml:space="preserve"> Add Spec_Template_Brownfield.md to </w:t>
       </w:r>
       <w:proofErr w:type="spellStart"/>
       <w:r>
@@ -15693,7 +15905,7 @@
         <w:rPr>
           <w:rFonts w:ascii="Calibri" w:hAnsi="Calibri" w:cs="Calibri"/>
         </w:rPr>
-        <w:t>-extensions/ directory. Initial extensions: software-engineering/ (migrated from existing core examples), video-production/, marketing-copy/, data-analysis/. Each extension provides: domain-specific Comprehension Primitive examples, domain-specific Decision Log entry examples, domain-specific Acceptance Criteria patterns. Priority: high for trademark scope; medium for immediate use.</w:t>
+        <w:t>-templates/. Key additions to the base template: existing system summary, prohibited approaches with documented reasons, immovable integration points. Priority: medium for educational use; high for professional deployment.</w:t>
       </w:r>
     </w:p>
     <w:p>
@@ -15710,7 +15922,26 @@
           <w:b/>
           <w:bCs/>
         </w:rPr>
-        <w:t>9.3.5 Brownfield and existing-system support</w:t>
+        <w:lastRenderedPageBreak/>
+        <w:t xml:space="preserve">9.3.6 </w:t>
+      </w:r>
+      <w:proofErr w:type="gramStart"/>
+      <w:r>
+        <w:rPr>
+          <w:rFonts w:ascii="Calibri" w:hAnsi="Calibri" w:cs="Calibri"/>
+          <w:b/>
+          <w:bCs/>
+        </w:rPr>
+        <w:t>Multi-platform</w:t>
+      </w:r>
+      <w:proofErr w:type="gramEnd"/>
+      <w:r>
+        <w:rPr>
+          <w:rFonts w:ascii="Calibri" w:hAnsi="Calibri" w:cs="Calibri"/>
+          <w:b/>
+          <w:bCs/>
+        </w:rPr>
+        <w:t xml:space="preserve"> integration (7 platforms)</w:t>
       </w:r>
     </w:p>
     <w:p>
@@ -15725,8 +15956,7 @@
         <w:rPr>
           <w:rFonts w:ascii="Calibri" w:hAnsi="Calibri" w:cs="Calibri"/>
         </w:rPr>
-        <w:lastRenderedPageBreak/>
-        <w:t>AI-DLC explicitly addresses brownfield scenarios in which engineers work with existing codebases. Its WORKING-WITH-AIDLC guide recommends preparing a Technical Environment Document that includes current system state, prohibited libraries with documented reasons, and representative code examples from the existing system before initiating the workflow. This document reduces clarifying questions from the AI agent and prevents the agent from proposing patterns that are incompatible with the existing system.</w:t>
+        <w:t>AI-DLC provides configuration files for seven AI coding environments: Kiro IDE, Amazon Q Developer, Cursor IDE, Cline (VS Code extension), Claude Code, GitHub Copilot, and OpenAI Codex. A practitioner using any of these tools can activate AI-DLC by including its rule files in their project.</w:t>
       </w:r>
     </w:p>
     <w:p>
@@ -15741,7 +15971,7 @@
         <w:rPr>
           <w:rFonts w:ascii="Calibri" w:hAnsi="Calibri" w:cs="Calibri"/>
         </w:rPr>
-        <w:t>SCVHS v1.0 has a Base field in the spec header (documenting what exists before the sprint) but no formal treatment of existing-system constraints or a dedicated brownfield spec template.</w:t>
+        <w:t>SCVHS v1.0 has no platform integrations. It is methodology documentation that the practitioner must consciously apply.</w:t>
       </w:r>
     </w:p>
     <w:p>
@@ -15764,7 +15994,7 @@
         <w:rPr>
           <w:rFonts w:ascii="Calibri" w:hAnsi="Calibri" w:cs="Calibri"/>
         </w:rPr>
-        <w:t xml:space="preserve"> SCVHS sprints are primarily greenfield: each sprint starts from a clearly defined previous output. Professional practitioners using SCVHS outside an educational program will frequently work with existing, partially undocumented systems.</w:t>
+        <w:t xml:space="preserve"> Platform integration requires engineering work on top of methodology specification. This was not in scope for v1.0.</w:t>
       </w:r>
     </w:p>
     <w:p>
@@ -15773,21 +16003,23 @@
         <w:jc w:val="both"/>
         <w:rPr>
           <w:rFonts w:ascii="Calibri" w:hAnsi="Calibri" w:cs="Calibri"/>
-        </w:rPr>
-      </w:pPr>
-      <w:r>
-        <w:rPr>
-          <w:rFonts w:ascii="Calibri" w:hAnsi="Calibri" w:cs="Calibri"/>
           <w:i/>
           <w:iCs/>
         </w:rPr>
-        <w:t>Should SCVHS close this gap?</w:t>
-      </w:r>
-      <w:r>
-        <w:rPr>
-          <w:rFonts w:ascii="Calibri" w:hAnsi="Calibri" w:cs="Calibri"/>
-        </w:rPr>
-        <w:t xml:space="preserve"> Yes. A brownfield variant of the Spec Template is needed for professional deployment of SCVHS. It should include sections for: existing system constraints, prohibited patterns (with reasons), integration points that cannot be changed, and the technical environment at the start of the sprint.</w:t>
+      </w:pPr>
+      <w:r>
+        <w:rPr>
+          <w:rFonts w:ascii="Calibri" w:hAnsi="Calibri" w:cs="Calibri"/>
+          <w:i/>
+          <w:iCs/>
+        </w:rPr>
+        <w:t xml:space="preserve">Should SCVHS close this gap? </w:t>
+      </w:r>
+      <w:r>
+        <w:rPr>
+          <w:rFonts w:ascii="Calibri" w:hAnsi="Calibri" w:cs="Calibri"/>
+        </w:rPr>
+        <w:t>Yes, progressively. Platform integrations can embed SCVHS practices directly into the practitioner's workflow, reducing reliance on manual process recall and improving adherence to methodology requirements. Because SCVHS is tool-agnostic, integrations should be designed for any AI-assisted engineering environment that supports agent instructions, workflow rules, or project-level guidance.</w:t>
       </w:r>
     </w:p>
     <w:p>
@@ -15804,27 +16036,13 @@
           <w:i/>
           <w:iCs/>
         </w:rPr>
-        <w:t>Development plan.</w:t>
-      </w:r>
-      <w:r>
-        <w:rPr>
-          <w:rFonts w:ascii="Calibri" w:hAnsi="Calibri" w:cs="Calibri"/>
-        </w:rPr>
-        <w:t xml:space="preserve"> Add Spec_Template_Brownfield.md to </w:t>
-      </w:r>
-      <w:proofErr w:type="spellStart"/>
-      <w:r>
-        <w:rPr>
-          <w:rFonts w:ascii="Calibri" w:hAnsi="Calibri" w:cs="Calibri"/>
-        </w:rPr>
-        <w:t>scvhs</w:t>
-      </w:r>
-      <w:proofErr w:type="spellEnd"/>
-      <w:r>
-        <w:rPr>
-          <w:rFonts w:ascii="Calibri" w:hAnsi="Calibri" w:cs="Calibri"/>
-        </w:rPr>
-        <w:t>-templates/. Key additions to the base template: existing system summary, prohibited approaches with documented reasons, immovable integration points. Priority: medium for educational use; high for professional deployment.</w:t>
+        <w:t>Development plan</w:t>
+      </w:r>
+      <w:r>
+        <w:rPr>
+          <w:rFonts w:ascii="Calibri" w:hAnsi="Calibri" w:cs="Calibri"/>
+        </w:rPr>
+        <w:t xml:space="preserve">. Define a vendor-neutral SCVHS agent integration specification that can be adapted to AI-assisted development environments such as Claude Code, Codex, GitHub Copilot, Cursor, Amazon Q Developer, Gemini CLI, and future agentic coding platforms. Initial implementations should focus on enforcing specification-first workflows, acceptance criteria validation, and Decision Log awareness. </w:t>
       </w:r>
     </w:p>
     <w:p>
@@ -15841,25 +16059,151 @@
           <w:b/>
           <w:bCs/>
         </w:rPr>
-        <w:t xml:space="preserve">9.3.6 </w:t>
+        <w:t>9.3.7 Team-level workflow governance</w:t>
+      </w:r>
+    </w:p>
+    <w:p>
+      <w:pPr>
+        <w:spacing w:before="80" w:after="80" w:line="276" w:lineRule="auto"/>
+        <w:jc w:val="both"/>
+        <w:rPr>
+          <w:rFonts w:ascii="Calibri" w:hAnsi="Calibri" w:cs="Calibri"/>
+        </w:rPr>
+      </w:pPr>
+      <w:r>
+        <w:rPr>
+          <w:rFonts w:ascii="Calibri" w:hAnsi="Calibri" w:cs="Calibri"/>
+        </w:rPr>
+        <w:t>AI-DLC governs how a team collectively structures its AI-assisted development process. It includes structured question capture (design decisions written to markdown files for team review rather than made ad hoc), shared quality gates, and a principle against "vibe coding" in which direct code edits bypass design documentation. The anti-vibe-coding principle is explicitly stated: update design first, then regenerate code, even for quick fixes.</w:t>
+      </w:r>
+    </w:p>
+    <w:p>
+      <w:pPr>
+        <w:spacing w:before="80" w:after="80" w:line="276" w:lineRule="auto"/>
+        <w:jc w:val="both"/>
+        <w:rPr>
+          <w:rFonts w:ascii="Calibri" w:hAnsi="Calibri" w:cs="Calibri"/>
+        </w:rPr>
+      </w:pPr>
+      <w:r>
+        <w:rPr>
+          <w:rFonts w:ascii="Calibri" w:hAnsi="Calibri" w:cs="Calibri"/>
+        </w:rPr>
+        <w:t>SCVHS v1.0 is an individual methodology. It does not specify how teams should coordinate mode assignments, share Decision Logs as the basis for code review, or conduct team-level spec review.</w:t>
+      </w:r>
+    </w:p>
+    <w:p>
+      <w:pPr>
+        <w:spacing w:before="80" w:after="80" w:line="276" w:lineRule="auto"/>
+        <w:jc w:val="both"/>
+        <w:rPr>
+          <w:rFonts w:ascii="Calibri" w:hAnsi="Calibri" w:cs="Calibri"/>
+        </w:rPr>
+      </w:pPr>
+      <w:r>
+        <w:rPr>
+          <w:rFonts w:ascii="Calibri" w:hAnsi="Calibri" w:cs="Calibri"/>
+          <w:i/>
+          <w:iCs/>
+        </w:rPr>
+        <w:t>Why the gap exists.</w:t>
+      </w:r>
+      <w:r>
+        <w:rPr>
+          <w:rFonts w:ascii="Calibri" w:hAnsi="Calibri" w:cs="Calibri"/>
+        </w:rPr>
+        <w:t xml:space="preserve"> SCVHS was designed for individual learners in an educational program. Team application was not in scope for v1.0.</w:t>
+      </w:r>
+    </w:p>
+    <w:p>
+      <w:pPr>
+        <w:spacing w:before="80" w:after="80" w:line="276" w:lineRule="auto"/>
+        <w:jc w:val="both"/>
+        <w:rPr>
+          <w:rFonts w:ascii="Calibri" w:hAnsi="Calibri" w:cs="Calibri"/>
+        </w:rPr>
+      </w:pPr>
+      <w:r>
+        <w:rPr>
+          <w:rFonts w:ascii="Calibri" w:hAnsi="Calibri" w:cs="Calibri"/>
+          <w:i/>
+          <w:iCs/>
+        </w:rPr>
+        <w:t>Should SCVHS close this gap?</w:t>
+      </w:r>
+      <w:r>
+        <w:rPr>
+          <w:rFonts w:ascii="Calibri" w:hAnsi="Calibri" w:cs="Calibri"/>
+        </w:rPr>
+        <w:t xml:space="preserve"> Yes, in limited form. A team practice supplement is needed for professional deployment. It should </w:t>
       </w:r>
       <w:proofErr w:type="gramStart"/>
+      <w:r>
+        <w:rPr>
+          <w:rFonts w:ascii="Calibri" w:hAnsi="Calibri" w:cs="Calibri"/>
+        </w:rPr>
+        <w:t>address:</w:t>
+      </w:r>
+      <w:proofErr w:type="gramEnd"/>
+      <w:r>
+        <w:rPr>
+          <w:rFonts w:ascii="Calibri" w:hAnsi="Calibri" w:cs="Calibri"/>
+        </w:rPr>
+        <w:t xml:space="preserve"> using Decision Logs as the primary artifact for code review (replacing ad hoc review with spec-referenced review), team-level mode assignment conversations, and the principle that spec updates precede regeneration (SCVHS equivalent of AI-DLC's anti-vibe-coding rule).</w:t>
+      </w:r>
+    </w:p>
+    <w:p>
+      <w:pPr>
+        <w:spacing w:before="80" w:after="80" w:line="276" w:lineRule="auto"/>
+        <w:jc w:val="both"/>
+        <w:rPr>
+          <w:rFonts w:ascii="Calibri" w:hAnsi="Calibri" w:cs="Calibri"/>
+        </w:rPr>
+      </w:pPr>
+      <w:r>
+        <w:rPr>
+          <w:rFonts w:ascii="Calibri" w:hAnsi="Calibri" w:cs="Calibri"/>
+          <w:i/>
+          <w:iCs/>
+        </w:rPr>
+        <w:t>Development plan.</w:t>
+      </w:r>
+      <w:r>
+        <w:rPr>
+          <w:rFonts w:ascii="Calibri" w:hAnsi="Calibri" w:cs="Calibri"/>
+        </w:rPr>
+        <w:t xml:space="preserve"> Add </w:t>
+      </w:r>
+      <w:proofErr w:type="spellStart"/>
+      <w:r>
+        <w:rPr>
+          <w:rFonts w:ascii="Calibri" w:hAnsi="Calibri" w:cs="Calibri"/>
+        </w:rPr>
+        <w:t>scvhs</w:t>
+      </w:r>
+      <w:proofErr w:type="spellEnd"/>
+      <w:r>
+        <w:rPr>
+          <w:rFonts w:ascii="Calibri" w:hAnsi="Calibri" w:cs="Calibri"/>
+        </w:rPr>
+        <w:t>-team-practice/ directory with a team application guide. Priority: medium for current scope; high for professional deployment.</w:t>
+      </w:r>
+    </w:p>
+    <w:p>
+      <w:pPr>
+        <w:spacing w:before="80" w:after="80" w:line="276" w:lineRule="auto"/>
+        <w:jc w:val="both"/>
+        <w:rPr>
+          <w:rFonts w:ascii="Calibri" w:hAnsi="Calibri" w:cs="Calibri"/>
+        </w:rPr>
+      </w:pPr>
       <w:r>
         <w:rPr>
           <w:rFonts w:ascii="Calibri" w:hAnsi="Calibri" w:cs="Calibri"/>
           <w:b/>
           <w:bCs/>
         </w:rPr>
-        <w:t>Multi-platform</w:t>
-      </w:r>
-      <w:proofErr w:type="gramEnd"/>
-      <w:r>
-        <w:rPr>
-          <w:rFonts w:ascii="Calibri" w:hAnsi="Calibri" w:cs="Calibri"/>
-          <w:b/>
-          <w:bCs/>
-        </w:rPr>
-        <w:t xml:space="preserve"> integration (7 platforms)</w:t>
+        <w:t>9.3.8 Design decision capture in SPECIFY</w:t>
       </w:r>
     </w:p>
     <w:p>
@@ -15874,7 +16218,7 @@
         <w:rPr>
           <w:rFonts w:ascii="Calibri" w:hAnsi="Calibri" w:cs="Calibri"/>
         </w:rPr>
-        <w:t>AI-DLC provides configuration files for seven AI coding environments: Kiro IDE, Amazon Q Developer, Cursor IDE, Cline (VS Code extension), Claude Code, GitHub Copilot, and OpenAI Codex. A practitioner using any of these tools can activate AI-DLC by including its rule files in their project.</w:t>
+        <w:t>AI-DLC captures design decisions during the Inception phase by writing questions into markdown files that team members answer collaboratively, creating a permanent record of the rationale behind requirements decisions. This is distinct from the artifact specification: it records why certain decisions were made, what alternatives were considered, and what constraints were accepted.</w:t>
       </w:r>
     </w:p>
     <w:p>
@@ -15889,269 +16233,7 @@
         <w:rPr>
           <w:rFonts w:ascii="Calibri" w:hAnsi="Calibri" w:cs="Calibri"/>
         </w:rPr>
-        <w:t>SCVHS v1.0 has no platform integrations. It is methodology documentation that the practitioner must consciously apply.</w:t>
-      </w:r>
-    </w:p>
-    <w:p>
-      <w:pPr>
-        <w:spacing w:before="80" w:after="80" w:line="276" w:lineRule="auto"/>
-        <w:jc w:val="both"/>
-        <w:rPr>
-          <w:rFonts w:ascii="Calibri" w:hAnsi="Calibri" w:cs="Calibri"/>
-        </w:rPr>
-      </w:pPr>
-      <w:r>
-        <w:rPr>
-          <w:rFonts w:ascii="Calibri" w:hAnsi="Calibri" w:cs="Calibri"/>
-          <w:i/>
-          <w:iCs/>
-        </w:rPr>
-        <w:t>Why the gap exists.</w:t>
-      </w:r>
-      <w:r>
-        <w:rPr>
-          <w:rFonts w:ascii="Calibri" w:hAnsi="Calibri" w:cs="Calibri"/>
-        </w:rPr>
-        <w:t xml:space="preserve"> Platform integration requires engineering work on top of methodology specification. This was not in scope for v1.0.</w:t>
-      </w:r>
-    </w:p>
-    <w:p>
-      <w:pPr>
-        <w:spacing w:before="80" w:after="80" w:line="276" w:lineRule="auto"/>
-        <w:jc w:val="both"/>
-        <w:rPr>
-          <w:rFonts w:ascii="Calibri" w:hAnsi="Calibri" w:cs="Calibri"/>
-          <w:i/>
-          <w:iCs/>
-        </w:rPr>
-      </w:pPr>
-      <w:r>
-        <w:rPr>
-          <w:rFonts w:ascii="Calibri" w:hAnsi="Calibri" w:cs="Calibri"/>
-          <w:i/>
-          <w:iCs/>
-        </w:rPr>
-        <w:t xml:space="preserve">Should SCVHS close this gap? </w:t>
-      </w:r>
-      <w:r>
-        <w:rPr>
-          <w:rFonts w:ascii="Calibri" w:hAnsi="Calibri" w:cs="Calibri"/>
-        </w:rPr>
-        <w:t>Yes, progressively. Platform integrations can embed SCVHS practices directly into the practitioner's workflow, reducing reliance on manual process recall and improving adherence to methodology requirements. Because SCVHS is tool-agnostic, integrations should be designed for any AI-assisted engineering environment that supports agent instructions, workflow rules, or project-level guidance.</w:t>
-      </w:r>
-    </w:p>
-    <w:p>
-      <w:pPr>
-        <w:spacing w:before="80" w:after="80" w:line="276" w:lineRule="auto"/>
-        <w:jc w:val="both"/>
-        <w:rPr>
-          <w:rFonts w:ascii="Calibri" w:hAnsi="Calibri" w:cs="Calibri"/>
-        </w:rPr>
-      </w:pPr>
-      <w:r>
-        <w:rPr>
-          <w:rFonts w:ascii="Calibri" w:hAnsi="Calibri" w:cs="Calibri"/>
-          <w:i/>
-          <w:iCs/>
-        </w:rPr>
-        <w:t>Development plan</w:t>
-      </w:r>
-      <w:r>
-        <w:rPr>
-          <w:rFonts w:ascii="Calibri" w:hAnsi="Calibri" w:cs="Calibri"/>
-        </w:rPr>
-        <w:t xml:space="preserve">. Define a vendor-neutral SCVHS agent integration specification that can be adapted to AI-assisted development environments such as Claude Code, Codex, GitHub Copilot, Cursor, Amazon Q Developer, Gemini CLI, and future agentic coding platforms. Initial implementations should focus on enforcing specification-first workflows, acceptance criteria validation, and Decision Log awareness. </w:t>
-      </w:r>
-    </w:p>
-    <w:p>
-      <w:pPr>
-        <w:spacing w:before="80" w:after="80" w:line="276" w:lineRule="auto"/>
-        <w:jc w:val="both"/>
-        <w:rPr>
-          <w:rFonts w:ascii="Calibri" w:hAnsi="Calibri" w:cs="Calibri"/>
-        </w:rPr>
-      </w:pPr>
-      <w:r>
-        <w:rPr>
-          <w:rFonts w:ascii="Calibri" w:hAnsi="Calibri" w:cs="Calibri"/>
-          <w:b/>
-          <w:bCs/>
-        </w:rPr>
-        <w:t>9.3.7 Team-level workflow governance</w:t>
-      </w:r>
-    </w:p>
-    <w:p>
-      <w:pPr>
-        <w:spacing w:before="80" w:after="80" w:line="276" w:lineRule="auto"/>
-        <w:jc w:val="both"/>
-        <w:rPr>
-          <w:rFonts w:ascii="Calibri" w:hAnsi="Calibri" w:cs="Calibri"/>
-        </w:rPr>
-      </w:pPr>
-      <w:r>
-        <w:rPr>
-          <w:rFonts w:ascii="Calibri" w:hAnsi="Calibri" w:cs="Calibri"/>
-        </w:rPr>
-        <w:t>AI-DLC governs how a team collectively structures its AI-assisted development process. It includes structured question capture (design decisions written to markdown files for team review rather than made ad hoc), shared quality gates, and a principle against "vibe coding" in which direct code edits bypass design documentation. The anti-vibe-coding principle is explicitly stated: update design first, then regenerate code, even for quick fixes.</w:t>
-      </w:r>
-    </w:p>
-    <w:p>
-      <w:pPr>
-        <w:spacing w:before="80" w:after="80" w:line="276" w:lineRule="auto"/>
-        <w:jc w:val="both"/>
-        <w:rPr>
-          <w:rFonts w:ascii="Calibri" w:hAnsi="Calibri" w:cs="Calibri"/>
-        </w:rPr>
-      </w:pPr>
-      <w:r>
-        <w:rPr>
-          <w:rFonts w:ascii="Calibri" w:hAnsi="Calibri" w:cs="Calibri"/>
-        </w:rPr>
         <w:lastRenderedPageBreak/>
-        <w:t>SCVHS v1.0 is an individual methodology. It does not specify how teams should coordinate mode assignments, share Decision Logs as the basis for code review, or conduct team-level spec review.</w:t>
-      </w:r>
-    </w:p>
-    <w:p>
-      <w:pPr>
-        <w:spacing w:before="80" w:after="80" w:line="276" w:lineRule="auto"/>
-        <w:jc w:val="both"/>
-        <w:rPr>
-          <w:rFonts w:ascii="Calibri" w:hAnsi="Calibri" w:cs="Calibri"/>
-        </w:rPr>
-      </w:pPr>
-      <w:r>
-        <w:rPr>
-          <w:rFonts w:ascii="Calibri" w:hAnsi="Calibri" w:cs="Calibri"/>
-          <w:i/>
-          <w:iCs/>
-        </w:rPr>
-        <w:t>Why the gap exists.</w:t>
-      </w:r>
-      <w:r>
-        <w:rPr>
-          <w:rFonts w:ascii="Calibri" w:hAnsi="Calibri" w:cs="Calibri"/>
-        </w:rPr>
-        <w:t xml:space="preserve"> SCVHS was designed for individual learners in an educational program. Team application was not in scope for v1.0.</w:t>
-      </w:r>
-    </w:p>
-    <w:p>
-      <w:pPr>
-        <w:spacing w:before="80" w:after="80" w:line="276" w:lineRule="auto"/>
-        <w:jc w:val="both"/>
-        <w:rPr>
-          <w:rFonts w:ascii="Calibri" w:hAnsi="Calibri" w:cs="Calibri"/>
-        </w:rPr>
-      </w:pPr>
-      <w:r>
-        <w:rPr>
-          <w:rFonts w:ascii="Calibri" w:hAnsi="Calibri" w:cs="Calibri"/>
-          <w:i/>
-          <w:iCs/>
-        </w:rPr>
-        <w:t>Should SCVHS close this gap?</w:t>
-      </w:r>
-      <w:r>
-        <w:rPr>
-          <w:rFonts w:ascii="Calibri" w:hAnsi="Calibri" w:cs="Calibri"/>
-        </w:rPr>
-        <w:t xml:space="preserve"> Yes, in limited form. A team practice supplement is needed for professional deployment. It should </w:t>
-      </w:r>
-      <w:proofErr w:type="gramStart"/>
-      <w:r>
-        <w:rPr>
-          <w:rFonts w:ascii="Calibri" w:hAnsi="Calibri" w:cs="Calibri"/>
-        </w:rPr>
-        <w:t>address:</w:t>
-      </w:r>
-      <w:proofErr w:type="gramEnd"/>
-      <w:r>
-        <w:rPr>
-          <w:rFonts w:ascii="Calibri" w:hAnsi="Calibri" w:cs="Calibri"/>
-        </w:rPr>
-        <w:t xml:space="preserve"> using Decision Logs as the primary artifact for code review (replacing ad hoc review with spec-referenced review), team-level mode assignment conversations, and the principle that spec updates precede regeneration (SCVHS equivalent of AI-DLC's anti-vibe-coding rule).</w:t>
-      </w:r>
-    </w:p>
-    <w:p>
-      <w:pPr>
-        <w:spacing w:before="80" w:after="80" w:line="276" w:lineRule="auto"/>
-        <w:jc w:val="both"/>
-        <w:rPr>
-          <w:rFonts w:ascii="Calibri" w:hAnsi="Calibri" w:cs="Calibri"/>
-        </w:rPr>
-      </w:pPr>
-      <w:r>
-        <w:rPr>
-          <w:rFonts w:ascii="Calibri" w:hAnsi="Calibri" w:cs="Calibri"/>
-          <w:i/>
-          <w:iCs/>
-        </w:rPr>
-        <w:t>Development plan.</w:t>
-      </w:r>
-      <w:r>
-        <w:rPr>
-          <w:rFonts w:ascii="Calibri" w:hAnsi="Calibri" w:cs="Calibri"/>
-        </w:rPr>
-        <w:t xml:space="preserve"> Add </w:t>
-      </w:r>
-      <w:proofErr w:type="spellStart"/>
-      <w:r>
-        <w:rPr>
-          <w:rFonts w:ascii="Calibri" w:hAnsi="Calibri" w:cs="Calibri"/>
-        </w:rPr>
-        <w:t>scvhs</w:t>
-      </w:r>
-      <w:proofErr w:type="spellEnd"/>
-      <w:r>
-        <w:rPr>
-          <w:rFonts w:ascii="Calibri" w:hAnsi="Calibri" w:cs="Calibri"/>
-        </w:rPr>
-        <w:t>-team-practice/ directory with a team application guide. Priority: medium for current scope; high for professional deployment.</w:t>
-      </w:r>
-    </w:p>
-    <w:p>
-      <w:pPr>
-        <w:spacing w:before="80" w:after="80" w:line="276" w:lineRule="auto"/>
-        <w:jc w:val="both"/>
-        <w:rPr>
-          <w:rFonts w:ascii="Calibri" w:hAnsi="Calibri" w:cs="Calibri"/>
-        </w:rPr>
-      </w:pPr>
-      <w:r>
-        <w:rPr>
-          <w:rFonts w:ascii="Calibri" w:hAnsi="Calibri" w:cs="Calibri"/>
-          <w:b/>
-          <w:bCs/>
-        </w:rPr>
-        <w:t>9.3.8 Design decision capture in SPECIFY</w:t>
-      </w:r>
-    </w:p>
-    <w:p>
-      <w:pPr>
-        <w:spacing w:before="80" w:after="80" w:line="276" w:lineRule="auto"/>
-        <w:jc w:val="both"/>
-        <w:rPr>
-          <w:rFonts w:ascii="Calibri" w:hAnsi="Calibri" w:cs="Calibri"/>
-        </w:rPr>
-      </w:pPr>
-      <w:r>
-        <w:rPr>
-          <w:rFonts w:ascii="Calibri" w:hAnsi="Calibri" w:cs="Calibri"/>
-        </w:rPr>
-        <w:t>AI-DLC captures design decisions during the Inception phase by writing questions into markdown files that team members answer collaboratively, creating a permanent record of the rationale behind requirements decisions. This is distinct from the artifact specification: it records why certain decisions were made, what alternatives were considered, and what constraints were accepted.</w:t>
-      </w:r>
-    </w:p>
-    <w:p>
-      <w:pPr>
-        <w:spacing w:before="80" w:after="80" w:line="276" w:lineRule="auto"/>
-        <w:jc w:val="both"/>
-        <w:rPr>
-          <w:rFonts w:ascii="Calibri" w:hAnsi="Calibri" w:cs="Calibri"/>
-        </w:rPr>
-      </w:pPr>
-      <w:r>
-        <w:rPr>
-          <w:rFonts w:ascii="Calibri" w:hAnsi="Calibri" w:cs="Calibri"/>
-        </w:rPr>
         <w:t>SCVHS v1.0 specs capture what was decided (the structure, constraints, and acceptance criteria) but do not formally capture why key specification choices were made or what alternatives were rejected.</w:t>
       </w:r>
     </w:p>
@@ -16595,7 +16677,6 @@
               <w:rPr>
                 <w:rFonts w:ascii="Calibri" w:hAnsi="Calibri" w:cs="Calibri"/>
               </w:rPr>
-              <w:lastRenderedPageBreak/>
               <w:t>Scaffolding Fade model</w:t>
             </w:r>
           </w:p>
@@ -17083,6 +17164,7 @@
           <w:b/>
           <w:bCs/>
         </w:rPr>
+        <w:lastRenderedPageBreak/>
         <w:t>Automated Decision Log production.</w:t>
       </w:r>
       <w:r>
@@ -18157,7 +18239,6 @@
               <w:rPr>
                 <w:rFonts w:ascii="Calibri" w:hAnsi="Calibri" w:cs="Calibri"/>
               </w:rPr>
-              <w:lastRenderedPageBreak/>
               <w:t>Design decision capture</w:t>
             </w:r>
           </w:p>
@@ -18915,6 +18996,7 @@
         <w:rPr>
           <w:rFonts w:ascii="Calibri" w:hAnsi="Calibri" w:cs="Calibri"/>
         </w:rPr>
+        <w:lastRenderedPageBreak/>
         <w:t>The methodology proposes three invariants that constitute ownership of an AI-constructed artifact:</w:t>
       </w:r>
     </w:p>
@@ -19062,7 +19144,6 @@
           <w:rFonts w:ascii="Calibri" w:hAnsi="Calibri" w:cs="Calibri"/>
           <w:color w:val="000000" w:themeColor="text1"/>
         </w:rPr>
-        <w:lastRenderedPageBreak/>
         <w:t>References</w:t>
       </w:r>
     </w:p>
@@ -19405,6 +19486,7 @@
         <w:rPr>
           <w:rFonts w:ascii="Calibri" w:hAnsi="Calibri" w:cs="Calibri"/>
         </w:rPr>
+        <w:lastRenderedPageBreak/>
         <w:t xml:space="preserve">10] </w:t>
       </w:r>
       <w:proofErr w:type="spellStart"/>
@@ -19694,7 +19776,6 @@
         <w:rPr>
           <w:rFonts w:ascii="Calibri" w:hAnsi="Calibri" w:cs="Calibri"/>
         </w:rPr>
-        <w:lastRenderedPageBreak/>
         <w:t xml:space="preserve">19] Prather, J., Reeves, B. N., Denny, P., Becker, B. A., Leinonen, J., Luxton-Reilly, A., Powell, G., &amp; Finnie-Ansley, J. (2023). "It's weird that it knows what I want": Usability and interactions with copilot for novice programmers. </w:t>
       </w:r>
       <w:r>
@@ -19883,6 +19964,7 @@
         <w:rPr>
           <w:rFonts w:ascii="Calibri" w:hAnsi="Calibri" w:cs="Calibri"/>
         </w:rPr>
+        <w:lastRenderedPageBreak/>
         <w:t xml:space="preserve">25] Schwartz, D. L., &amp; Bransford, J. D. (1998). A time for telling. </w:t>
       </w:r>
       <w:r>

--- a/docs/SCVHS_Research_Paper_v1.docx
+++ b/docs/SCVHS_Research_Paper_v1.docx
@@ -189,7 +189,7 @@
         <w:rPr>
           <w:rFonts w:ascii="Calibri" w:hAnsi="Calibri" w:cs="Calibri"/>
         </w:rPr>
-        <w:t xml:space="preserve"> (Specify, Construct, Validate, Harden, Ship), a five-phase, mode-adaptive methodology for AI-assisted professional work in any domain where human ownership of AI-constructed artifacts is required. SCVHS is presented here in a software engineering education context, which constitutes its primary empirical deployment. The five phases, three operating modes, and two core artifacts are domain-agnostic and are intended for generalization beyond engineering. SCVHS addresses the comprehension gap through three mechanisms: specification-first design discipline, the </w:t>
+        <w:t xml:space="preserve"> (Specify, Construct, Validate, Harden, Ship), a five-phase, mode-adaptive methodology for AI-assisted professional work in any domain where human ownership of AI-constructed artifacts is required. SCVHS is presented here in a software engineering education context, which constitutes its primary empirical deployment. The five phases, four operating modes, and two core artifacts are domain-agnostic and are intended for generalization beyond engineering. SCVHS addresses the comprehension gap through three mechanisms: specification-first design discipline, the </w:t>
       </w:r>
       <w:r>
         <w:rPr>
@@ -717,8 +717,7 @@
         <w:rPr>
           <w:rFonts w:ascii="Calibri" w:hAnsi="Calibri" w:cs="Calibri"/>
         </w:rPr>
-        <w:lastRenderedPageBreak/>
-        <w:t>Formal specification of the SCVHS five-phase pipeline and three operating modes, with domain-agnostic definitions.</w:t>
+        <w:t>Formal specification of the SCVHS five-phase pipeline and four operating modes, with domain-agnostic definitions.</w:t>
       </w:r>
     </w:p>
     <w:p>
@@ -4439,7 +4438,7 @@
         <w:rPr>
           <w:rFonts w:ascii="Calibri" w:hAnsi="Calibri" w:cs="Calibri"/>
         </w:rPr>
-        <w:t>SCVHS is a five-phase engineering workflow with three operating modes. The phases are invariant - every sprint runs all five. The mode determines who performs the Construct phase and what scaffolding is provided in the Validate phase.</w:t>
+        <w:t>SCVHS is a five-phase engineering workflow with four operating modes. The phases are invariant - every sprint runs all five. The mode determines who performs the Construct phase and what scaffolding is provided in the Validate phase.</w:t>
       </w:r>
     </w:p>
     <w:p>
@@ -4490,7 +4489,7 @@
           <w:b/>
           <w:bCs/>
         </w:rPr>
-        <w:t>The Three Modes:</w:t>
+        <w:t>The Four Modes:</w:t>
       </w:r>
     </w:p>
     <w:p>
@@ -4507,7 +4506,7 @@
           <w:sz w:val="18"/>
           <w:szCs w:val="18"/>
         </w:rPr>
-        <w:t>Mode 1: Hand-First + Validate AI Mode 2: Hybrid / Generate-then-Explain Mode 3: Full SCVHS</w:t>
+        <w:t>Mode 1: Hand-First + Validate AI Mode 2: Hybrid / Generate-then-Explain Mode 3: Full SCVHS Mode 4: AI-Drafted Spec (Advanced)</w:t>
       </w:r>
     </w:p>
     <w:p>
@@ -4955,7 +4954,7 @@
         <w:rPr>
           <w:rFonts w:ascii="Calibri" w:hAnsi="Calibri" w:cs="Calibri"/>
         </w:rPr>
-        <w:t>The Comprehension Primitive (Section 4.4) is completed before AI construction begins in Modes 2 and 3.</w:t>
+        <w:t>The Comprehension Primitive (Section 4.4) is completed before AI construction begins in Modes 2, 3, and 4.</w:t>
       </w:r>
     </w:p>
     <w:p>
@@ -5485,8 +5484,7 @@
           <w:rFonts w:ascii="Calibri" w:hAnsi="Calibri" w:cs="Calibri"/>
           <w:color w:val="000000" w:themeColor="text1"/>
         </w:rPr>
-        <w:lastRenderedPageBreak/>
-        <w:t>4.3 The Three Modes</w:t>
+        <w:t>4.3 The Four Modes</w:t>
       </w:r>
     </w:p>
     <w:p>
@@ -5503,6 +5501,13 @@
         </w:rPr>
         <w:t>The SCVHS mode determines who constructs and what scaffolding exists in Validate. The mode is declared in the header of every Spec file.</w:t>
       </w:r>
+      <w:r>
+        <w:rPr>
+          <w:rFonts w:ascii="Calibri" w:hAnsi="Calibri"/>
+          <w:b w:val="0"/>
+        </w:rPr>
+        <w:t xml:space="preserve"> Mode 4 additionally changes who performs Specify; see below.</w:t>
+      </w:r>
     </w:p>
     <w:p>
       <w:pPr>
@@ -6118,6 +6123,154 @@
           <w:rFonts w:ascii="Calibri" w:hAnsi="Calibri" w:cs="Calibri"/>
         </w:rPr>
         <w:t xml:space="preserve"> In assessment sprints, AI is permitted as a reference tool only. Construction is by hand. The engineer must be able to explain and modify every line on demand during the review session.</w:t>
+      </w:r>
+    </w:p>
+    <w:p>
+      <w:pPr>
+        <w:pStyle w:val="Heading3"/>
+      </w:pPr>
+      <w:r>
+        <w:rPr>
+          <w:rFonts w:ascii="Calibri" w:hAnsi="Calibri"/>
+          <w:b w:val="0"/>
+        </w:rPr>
+        <w:t>Mode 4: AI-Drafted Spec (Advanced)</w:t>
+      </w:r>
+    </w:p>
+    <w:p>
+      <w:pPr/>
+      <w:r>
+        <w:rPr>
+          <w:rFonts w:ascii="Calibri" w:hAnsi="Calibri"/>
+          <w:b/>
+        </w:rPr>
+        <w:t>Construction:</w:t>
+      </w:r>
+      <w:r>
+        <w:rPr>
+          <w:rFonts w:ascii="Calibri" w:hAnsi="Calibri"/>
+          <w:b w:val="0"/>
+        </w:rPr>
+        <w:t xml:space="preserve"> Same as Mode 3: the AI tool constructs the artifact, directed by the spec.</w:t>
+      </w:r>
+    </w:p>
+    <w:p>
+      <w:pPr/>
+      <w:r>
+        <w:rPr>
+          <w:rFonts w:ascii="Calibri" w:hAnsi="Calibri"/>
+          <w:b/>
+        </w:rPr>
+        <w:t>Specify:</w:t>
+      </w:r>
+      <w:r>
+        <w:rPr>
+          <w:rFonts w:ascii="Calibri" w:hAnsi="Calibri"/>
+          <w:b w:val="0"/>
+        </w:rPr>
+        <w:t xml:space="preserve"> Unlike Modes 1 through 3, the learner does not author the spec's first draft. An AI tool drafts Spec_S0N_[Title].md from three inputs: the sprint README, a generic spec-creation prompt, and a raw spec template. The learner reviews the draft using the same checklist a content developer applies to an AI-drafted reference spec, edits it until it is correct, and commits it as their own spec. An unreviewed AI draft is not a valid Mode 4 spec.</w:t>
+      </w:r>
+    </w:p>
+    <w:p>
+      <w:pPr/>
+      <w:r>
+        <w:rPr>
+          <w:rFonts w:ascii="Calibri" w:hAnsi="Calibri"/>
+          <w:b/>
+        </w:rPr>
+        <w:t>Comprehension Primitive:</w:t>
+      </w:r>
+      <w:r>
+        <w:rPr>
+          <w:rFonts w:ascii="Calibri" w:hAnsi="Calibri"/>
+          <w:b w:val="0"/>
+        </w:rPr>
+        <w:t xml:space="preserve"> Required. Same as Mode 2 and Mode 3.</w:t>
+      </w:r>
+    </w:p>
+    <w:p>
+      <w:pPr/>
+      <w:r>
+        <w:rPr>
+          <w:rFonts w:ascii="Calibri" w:hAnsi="Calibri"/>
+          <w:b/>
+        </w:rPr>
+        <w:t>Validate activity:</w:t>
+      </w:r>
+      <w:r>
+        <w:rPr>
+          <w:rFonts w:ascii="Calibri" w:hAnsi="Calibri"/>
+          <w:b w:val="0"/>
+        </w:rPr>
+        <w:t xml:space="preserve"> Identical to Mode 3. The Decision Log records a pass or fail for every construct; only defective constructs require a full entry. The spec being AI-drafted does not relax this: the learner validates against a spec they reviewed and signed off on, not against the AI's intentions.</w:t>
+      </w:r>
+    </w:p>
+    <w:p>
+      <w:pPr/>
+      <w:r>
+        <w:rPr>
+          <w:rFonts w:ascii="Calibri" w:hAnsi="Calibri"/>
+          <w:b/>
+        </w:rPr>
+        <w:t>Agent Failure Modes list:</w:t>
+      </w:r>
+      <w:r>
+        <w:rPr>
+          <w:rFonts w:ascii="Calibri" w:hAnsi="Calibri"/>
+          <w:b w:val="0"/>
+        </w:rPr>
+        <w:t xml:space="preserve"> NOT provided. Same as Mode 3.</w:t>
+      </w:r>
+    </w:p>
+    <w:p>
+      <w:pPr/>
+      <w:r>
+        <w:rPr>
+          <w:rFonts w:ascii="Calibri" w:hAnsi="Calibri"/>
+          <w:b/>
+        </w:rPr>
+        <w:t>When to apply:</w:t>
+      </w:r>
+      <w:r>
+        <w:rPr>
+          <w:rFonts w:ascii="Calibri" w:hAnsi="Calibri"/>
+          <w:b w:val="0"/>
+        </w:rPr>
+        <w:t xml:space="preserve"> Mode 4 is a narrow, instructor-gated exception, not a destination every learner reaches. It is reserved for advanced developers who have already operated in Mode 3 for this technology across multiple prior sprints and have demonstrated they can write a precise spec independently, and for tracks where directing AI-assisted spec drafting is itself the skill being taught. It is not a remedy for learners who find spec-writing hard: a learner who cannot yet write a Mode 3 spec independently needs more Mode 2/3 practice, not Mode 4.</w:t>
+      </w:r>
+    </w:p>
+    <w:p>
+      <w:pPr/>
+      <w:r>
+        <w:rPr>
+          <w:rFonts w:ascii="Calibri" w:hAnsi="Calibri"/>
+          <w:b/>
+        </w:rPr>
+        <w:t>Examples:</w:t>
+      </w:r>
+      <w:r>
+        <w:rPr>
+          <w:rFonts w:ascii="Calibri" w:hAnsi="Calibri"/>
+          <w:b w:val="0"/>
+        </w:rPr>
+        <w:t xml:space="preserve"> An advanced or capstone sprint where the learner directs an AI tool through the full pipeline, including spec drafting, to simulate a production AI-native engineering workflow; a sprint explicitly designed to teach AI-assisted specification as a skill in its own right, for learners who have already mastered manual specification in Mode 3.</w:t>
+      </w:r>
+    </w:p>
+    <w:p>
+      <w:pPr/>
+      <w:r>
+        <w:rPr>
+          <w:rFonts w:ascii="Calibri" w:hAnsi="Calibri"/>
+          <w:b/>
+        </w:rPr>
+        <w:t>Distinguishing feature from Mode 3:</w:t>
+      </w:r>
+      <w:r>
+        <w:rPr>
+          <w:rFonts w:ascii="Calibri" w:hAnsi="Calibri"/>
+          <w:b w:val="0"/>
+        </w:rPr>
+        <w:t xml:space="preserve"> who drafts the spec's first version. Construct, Validate, and the Decision Log are identical to Mode 3; only Specify differs.</w:t>
       </w:r>
     </w:p>
     <w:p>
@@ -7047,6 +7200,16 @@
       </w:pPr>
     </w:p>
     <w:p>
+      <w:pPr/>
+      <w:r>
+        <w:rPr>
+          <w:rFonts w:ascii="Calibri" w:hAnsi="Calibri"/>
+          <w:b w:val="0"/>
+        </w:rPr>
+        <w:t>Mode 4 is not shown as a column above because, on every dimension in this table, it is identical to Mode 3: same construction actor, same Comprehension Primitive requirement, no Agent Failure Modes list, same Decision Log rules, same artifact shipped, same primary cognitive activity in Validate. The one dimension this table does not capture is who authors the spec: Modes 1 through 3 all require learner authorship; Mode 4 has the AI tool draft it, with the learner reviewing and finalizing it before it directs construction.</w:t>
+      </w:r>
+    </w:p>
+    <w:p>
       <w:pPr>
         <w:pStyle w:val="Heading3"/>
       </w:pPr>
@@ -9344,6 +9507,23 @@
           <w:rFonts w:ascii="Calibri" w:hAnsi="Calibri" w:cs="Calibri"/>
         </w:rPr>
         <w:t xml:space="preserve"> What does not change as mode advances is the requirement for the learner to think: to specify, to explain, to validate, to own. What changes is the proportion of construction done by hand versus by AI, and the degree of scaffolding provided in Validate.</w:t>
+      </w:r>
+    </w:p>
+    <w:p>
+      <w:pPr/>
+      <w:r>
+        <w:rPr>
+          <w:rFonts w:ascii="Calibri" w:hAnsi="Calibri"/>
+          <w:b/>
+        </w:rPr>
+        <w:t>Mode 4 is not part of this three-principle model.</w:t>
+      </w:r>
+      <w:r>
+        <w:rPr>
+          <w:rFonts w:ascii="Calibri" w:hAnsi="Calibri"/>
+          <w:b w:val="0"/>
+        </w:rPr>
+        <w:t xml:space="preserve"> It is a narrow, opt-in, instructor-gated exception layered on top of Mode 3 eligibility that fades a different phase (Specify) rather than a further increment of Construct/Validate scaffolding. It is available only to learners who have already demonstrated independent Mode 3 spec-writing for a technology, and only when a content developer or instructor deliberately opts a sprint into it. Most learners complete a course entirely within Modes 1 through 3; that is the expected outcome, not a gap. See Section 4.3.</w:t>
       </w:r>
     </w:p>
     <w:p>
@@ -14969,7 +15149,7 @@
               <w:rPr>
                 <w:rFonts w:ascii="Calibri" w:hAnsi="Calibri" w:cs="Calibri"/>
               </w:rPr>
-              <w:t>Three-mode scaffolding fade</w:t>
+              <w:t>Three-mode scaffolding fade (plus an opt-in advanced Mode 4)</w:t>
             </w:r>
           </w:p>
         </w:tc>
@@ -16707,7 +16887,7 @@
               <w:rPr>
                 <w:rFonts w:ascii="Calibri" w:hAnsi="Calibri" w:cs="Calibri"/>
               </w:rPr>
-              <w:t>Structured progression of support from Mode 1 to Mode 3</w:t>
+              <w:t>Structured progression of support from Mode 1 to Mode 3 (plus an opt-in advanced Mode 4)</w:t>
             </w:r>
           </w:p>
         </w:tc>

--- a/docs/SCVHS_Research_Paper_v1.docx
+++ b/docs/SCVHS_Research_Paper_v1.docx
@@ -6305,10 +6305,11 @@
         <w:tblLook w:val="0000" w:firstRow="0" w:lastRow="0" w:firstColumn="0" w:lastColumn="0" w:noHBand="0" w:noVBand="0"/>
       </w:tblPr>
       <w:tblGrid>
-        <w:gridCol w:w="2256"/>
-        <w:gridCol w:w="2256"/>
-        <w:gridCol w:w="2257"/>
-        <w:gridCol w:w="2257"/>
+        <w:gridCol w:w="1800"/>
+        <w:gridCol w:w="1807"/>
+        <w:gridCol w:w="1807"/>
+        <w:gridCol w:w="1806"/>
+        <w:gridCol w:w="1806"/>
       </w:tblGrid>
       <w:tr>
         <w:trPr>
@@ -6316,7 +6317,7 @@
         </w:trPr>
         <w:tc>
           <w:tcPr>
-            <w:tcW w:w="2256" w:type="dxa"/>
+            <w:tcW w:w="1800" w:type="dxa"/>
             <w:tcBorders>
               <w:top w:val="single" w:sz="1" w:space="0" w:color="CCCCCC"/>
               <w:left w:val="single" w:sz="1" w:space="0" w:color="CCCCCC"/>
@@ -6345,7 +6346,7 @@
         </w:tc>
         <w:tc>
           <w:tcPr>
-            <w:tcW w:w="2256" w:type="dxa"/>
+            <w:tcW w:w="1807" w:type="dxa"/>
             <w:tcBorders>
               <w:top w:val="single" w:sz="1" w:space="0" w:color="CCCCCC"/>
               <w:left w:val="single" w:sz="1" w:space="0" w:color="CCCCCC"/>
@@ -6383,7 +6384,7 @@
         </w:tc>
         <w:tc>
           <w:tcPr>
-            <w:tcW w:w="2256" w:type="dxa"/>
+            <w:tcW w:w="1807" w:type="dxa"/>
             <w:tcBorders>
               <w:top w:val="single" w:sz="1" w:space="0" w:color="CCCCCC"/>
               <w:left w:val="single" w:sz="1" w:space="0" w:color="CCCCCC"/>
@@ -6421,7 +6422,7 @@
         </w:tc>
         <w:tc>
           <w:tcPr>
-            <w:tcW w:w="2256" w:type="dxa"/>
+            <w:tcW w:w="1806" w:type="dxa"/>
             <w:tcBorders>
               <w:top w:val="single" w:sz="1" w:space="0" w:color="CCCCCC"/>
               <w:left w:val="single" w:sz="1" w:space="0" w:color="CCCCCC"/>
@@ -6457,125 +6458,193 @@
             </w:r>
           </w:p>
         </w:tc>
+        <w:tc>
+          <w:tcPr>
+            <w:tcW w:w="1806" w:type="dxa"/>
+            <w:tcBorders>
+              <w:top w:val="single" w:sz="1" w:space="0" w:color="CCCCCC"/>
+              <w:left w:val="single" w:sz="1" w:space="0" w:color="CCCCCC"/>
+              <w:bottom w:val="single" w:sz="1" w:space="0" w:color="CCCCCC"/>
+              <w:right w:val="single" w:sz="1" w:space="0" w:color="CCCCCC"/>
+            </w:tcBorders>
+            <w:shd w:val="clear" w:color="auto" w:fill="D9D9D9" w:themeFill="background1" w:themeFillShade="D9"/>
+            <w:tcMar>
+              <w:top w:w="80" w:type="dxa"/>
+              <w:left w:w="120" w:type="dxa"/>
+              <w:bottom w:w="80" w:type="dxa"/>
+              <w:right w:w="120" w:type="dxa"/>
+            </w:tcMar>
+          </w:tcPr>
+          <w:p>
+            <w:pPr>
+              <w:jc w:val="center"/>
+              <w:rPr>
+                <w:rFonts w:ascii="Calibri" w:hAnsi="Calibri" w:cs="Calibri"/>
+                <w:b/>
+                <w:bCs/>
+                <w:color w:val="000000" w:themeColor="text1"/>
+              </w:rPr>
+            </w:pPr>
+            <w:r>
+              <w:rPr>
+                <w:rFonts w:ascii="Calibri" w:hAnsi="Calibri" w:cs="Calibri"/>
+                <w:b/>
+                <w:bCs/>
+                <w:color w:val="000000" w:themeColor="text1"/>
+              </w:rPr>
+              <w:t xml:space="preserve">Mode 4</w:t>
+            </w:r>
+          </w:p>
+        </w:tc>
       </w:tr>
       <w:tr>
         <w:tc>
           <w:tcPr>
-            <w:tcW w:w="2256" w:type="dxa"/>
-            <w:tcBorders>
-              <w:top w:val="single" w:sz="1" w:space="0" w:color="CCCCCC"/>
-              <w:left w:val="single" w:sz="1" w:space="0" w:color="CCCCCC"/>
-              <w:bottom w:val="single" w:sz="1" w:space="0" w:color="CCCCCC"/>
-              <w:right w:val="single" w:sz="1" w:space="0" w:color="CCCCCC"/>
-            </w:tcBorders>
-            <w:tcMar>
-              <w:top w:w="80" w:type="dxa"/>
-              <w:left w:w="120" w:type="dxa"/>
-              <w:bottom w:w="80" w:type="dxa"/>
-              <w:right w:w="120" w:type="dxa"/>
-            </w:tcMar>
-          </w:tcPr>
-          <w:p>
-            <w:pPr>
-              <w:rPr>
-                <w:rFonts w:ascii="Calibri" w:hAnsi="Calibri" w:cs="Calibri"/>
-              </w:rPr>
-            </w:pPr>
-            <w:r>
-              <w:rPr>
-                <w:rFonts w:ascii="Calibri" w:hAnsi="Calibri" w:cs="Calibri"/>
-              </w:rPr>
-              <w:t>Who constructs</w:t>
-            </w:r>
-          </w:p>
-        </w:tc>
-        <w:tc>
-          <w:tcPr>
-            <w:tcW w:w="2256" w:type="dxa"/>
-            <w:tcBorders>
-              <w:top w:val="single" w:sz="1" w:space="0" w:color="CCCCCC"/>
-              <w:left w:val="single" w:sz="1" w:space="0" w:color="CCCCCC"/>
-              <w:bottom w:val="single" w:sz="1" w:space="0" w:color="CCCCCC"/>
-              <w:right w:val="single" w:sz="1" w:space="0" w:color="CCCCCC"/>
-            </w:tcBorders>
-            <w:tcMar>
-              <w:top w:w="80" w:type="dxa"/>
-              <w:left w:w="120" w:type="dxa"/>
-              <w:bottom w:w="80" w:type="dxa"/>
-              <w:right w:w="120" w:type="dxa"/>
-            </w:tcMar>
-          </w:tcPr>
-          <w:p>
-            <w:pPr>
-              <w:rPr>
-                <w:rFonts w:ascii="Calibri" w:hAnsi="Calibri" w:cs="Calibri"/>
-              </w:rPr>
-            </w:pPr>
-            <w:r>
-              <w:rPr>
-                <w:rFonts w:ascii="Calibri" w:hAnsi="Calibri" w:cs="Calibri"/>
-              </w:rPr>
-              <w:t>Learner by hand</w:t>
-            </w:r>
-          </w:p>
-        </w:tc>
-        <w:tc>
-          <w:tcPr>
-            <w:tcW w:w="2256" w:type="dxa"/>
-            <w:tcBorders>
-              <w:top w:val="single" w:sz="1" w:space="0" w:color="CCCCCC"/>
-              <w:left w:val="single" w:sz="1" w:space="0" w:color="CCCCCC"/>
-              <w:bottom w:val="single" w:sz="1" w:space="0" w:color="CCCCCC"/>
-              <w:right w:val="single" w:sz="1" w:space="0" w:color="CCCCCC"/>
-            </w:tcBorders>
-            <w:tcMar>
-              <w:top w:w="80" w:type="dxa"/>
-              <w:left w:w="120" w:type="dxa"/>
-              <w:bottom w:w="80" w:type="dxa"/>
-              <w:right w:w="120" w:type="dxa"/>
-            </w:tcMar>
-          </w:tcPr>
-          <w:p>
-            <w:pPr>
-              <w:rPr>
-                <w:rFonts w:ascii="Calibri" w:hAnsi="Calibri" w:cs="Calibri"/>
-              </w:rPr>
-            </w:pPr>
-            <w:r>
-              <w:rPr>
-                <w:rFonts w:ascii="Calibri" w:hAnsi="Calibri" w:cs="Calibri"/>
-              </w:rPr>
-              <w:t>AI tool</w:t>
-            </w:r>
-          </w:p>
-        </w:tc>
-        <w:tc>
-          <w:tcPr>
-            <w:tcW w:w="2256" w:type="dxa"/>
-            <w:tcBorders>
-              <w:top w:val="single" w:sz="1" w:space="0" w:color="CCCCCC"/>
-              <w:left w:val="single" w:sz="1" w:space="0" w:color="CCCCCC"/>
-              <w:bottom w:val="single" w:sz="1" w:space="0" w:color="CCCCCC"/>
-              <w:right w:val="single" w:sz="1" w:space="0" w:color="CCCCCC"/>
-            </w:tcBorders>
-            <w:tcMar>
-              <w:top w:w="80" w:type="dxa"/>
-              <w:left w:w="120" w:type="dxa"/>
-              <w:bottom w:w="80" w:type="dxa"/>
-              <w:right w:w="120" w:type="dxa"/>
-            </w:tcMar>
-          </w:tcPr>
-          <w:p>
-            <w:pPr>
-              <w:rPr>
-                <w:rFonts w:ascii="Calibri" w:hAnsi="Calibri" w:cs="Calibri"/>
-              </w:rPr>
-            </w:pPr>
-            <w:r>
-              <w:rPr>
-                <w:rFonts w:ascii="Calibri" w:hAnsi="Calibri" w:cs="Calibri"/>
-              </w:rPr>
-              <w:t>AI tool</w:t>
+            <w:tcW w:w="1800" w:type="dxa"/>
+            <w:tcBorders>
+              <w:top w:val="single" w:sz="1" w:space="0" w:color="CCCCCC"/>
+              <w:left w:val="single" w:sz="1" w:space="0" w:color="CCCCCC"/>
+              <w:bottom w:val="single" w:sz="1" w:space="0" w:color="CCCCCC"/>
+              <w:right w:val="single" w:sz="1" w:space="0" w:color="CCCCCC"/>
+            </w:tcBorders>
+            <w:tcMar>
+              <w:top w:w="80" w:type="dxa"/>
+              <w:left w:w="120" w:type="dxa"/>
+              <w:bottom w:w="80" w:type="dxa"/>
+              <w:right w:w="120" w:type="dxa"/>
+            </w:tcMar>
+          </w:tcPr>
+          <w:p>
+            <w:pPr>
+              <w:rPr>
+                <w:rFonts w:ascii="Calibri" w:hAnsi="Calibri" w:cs="Calibri"/>
+              </w:rPr>
+            </w:pPr>
+            <w:r>
+              <w:rPr>
+                <w:rFonts w:ascii="Calibri" w:hAnsi="Calibri" w:cs="Calibri"/>
+              </w:rPr>
+              <w:t xml:space="preserve">Who specifies</w:t>
+            </w:r>
+          </w:p>
+        </w:tc>
+        <w:tc>
+          <w:tcPr>
+            <w:tcW w:w="1807" w:type="dxa"/>
+            <w:tcBorders>
+              <w:top w:val="single" w:sz="1" w:space="0" w:color="CCCCCC"/>
+              <w:left w:val="single" w:sz="1" w:space="0" w:color="CCCCCC"/>
+              <w:bottom w:val="single" w:sz="1" w:space="0" w:color="CCCCCC"/>
+              <w:right w:val="single" w:sz="1" w:space="0" w:color="CCCCCC"/>
+            </w:tcBorders>
+            <w:tcMar>
+              <w:top w:w="80" w:type="dxa"/>
+              <w:left w:w="120" w:type="dxa"/>
+              <w:bottom w:w="80" w:type="dxa"/>
+              <w:right w:w="120" w:type="dxa"/>
+            </w:tcMar>
+          </w:tcPr>
+          <w:p>
+            <w:pPr>
+              <w:rPr>
+                <w:rFonts w:ascii="Calibri" w:hAnsi="Calibri" w:cs="Calibri"/>
+              </w:rPr>
+            </w:pPr>
+            <w:r>
+              <w:rPr>
+                <w:rFonts w:ascii="Calibri" w:hAnsi="Calibri" w:cs="Calibri"/>
+              </w:rPr>
+              <w:t xml:space="preserve">Learner</w:t>
+            </w:r>
+          </w:p>
+        </w:tc>
+        <w:tc>
+          <w:tcPr>
+            <w:tcW w:w="1807" w:type="dxa"/>
+            <w:tcBorders>
+              <w:top w:val="single" w:sz="1" w:space="0" w:color="CCCCCC"/>
+              <w:left w:val="single" w:sz="1" w:space="0" w:color="CCCCCC"/>
+              <w:bottom w:val="single" w:sz="1" w:space="0" w:color="CCCCCC"/>
+              <w:right w:val="single" w:sz="1" w:space="0" w:color="CCCCCC"/>
+            </w:tcBorders>
+            <w:tcMar>
+              <w:top w:w="80" w:type="dxa"/>
+              <w:left w:w="120" w:type="dxa"/>
+              <w:bottom w:w="80" w:type="dxa"/>
+              <w:right w:w="120" w:type="dxa"/>
+            </w:tcMar>
+          </w:tcPr>
+          <w:p>
+            <w:pPr>
+              <w:rPr>
+                <w:rFonts w:ascii="Calibri" w:hAnsi="Calibri" w:cs="Calibri"/>
+              </w:rPr>
+            </w:pPr>
+            <w:r>
+              <w:rPr>
+                <w:rFonts w:ascii="Calibri" w:hAnsi="Calibri" w:cs="Calibri"/>
+              </w:rPr>
+              <w:t xml:space="preserve">Learner</w:t>
+            </w:r>
+          </w:p>
+        </w:tc>
+        <w:tc>
+          <w:tcPr>
+            <w:tcW w:w="1806" w:type="dxa"/>
+            <w:tcBorders>
+              <w:top w:val="single" w:sz="1" w:space="0" w:color="CCCCCC"/>
+              <w:left w:val="single" w:sz="1" w:space="0" w:color="CCCCCC"/>
+              <w:bottom w:val="single" w:sz="1" w:space="0" w:color="CCCCCC"/>
+              <w:right w:val="single" w:sz="1" w:space="0" w:color="CCCCCC"/>
+            </w:tcBorders>
+            <w:tcMar>
+              <w:top w:w="80" w:type="dxa"/>
+              <w:left w:w="120" w:type="dxa"/>
+              <w:bottom w:w="80" w:type="dxa"/>
+              <w:right w:w="120" w:type="dxa"/>
+            </w:tcMar>
+          </w:tcPr>
+          <w:p>
+            <w:pPr>
+              <w:rPr>
+                <w:rFonts w:ascii="Calibri" w:hAnsi="Calibri" w:cs="Calibri"/>
+              </w:rPr>
+            </w:pPr>
+            <w:r>
+              <w:rPr>
+                <w:rFonts w:ascii="Calibri" w:hAnsi="Calibri" w:cs="Calibri"/>
+              </w:rPr>
+              <w:t xml:space="preserve">Learner</w:t>
+            </w:r>
+          </w:p>
+        </w:tc>
+        <w:tc>
+          <w:tcPr>
+            <w:tcW w:w="1806" w:type="dxa"/>
+            <w:tcBorders>
+              <w:top w:val="single" w:sz="1" w:space="0" w:color="CCCCCC"/>
+              <w:left w:val="single" w:sz="1" w:space="0" w:color="CCCCCC"/>
+              <w:bottom w:val="single" w:sz="1" w:space="0" w:color="CCCCCC"/>
+              <w:right w:val="single" w:sz="1" w:space="0" w:color="CCCCCC"/>
+            </w:tcBorders>
+            <w:tcMar>
+              <w:top w:w="80" w:type="dxa"/>
+              <w:left w:w="120" w:type="dxa"/>
+              <w:bottom w:w="80" w:type="dxa"/>
+              <w:right w:w="120" w:type="dxa"/>
+            </w:tcMar>
+          </w:tcPr>
+          <w:p>
+            <w:pPr>
+              <w:rPr>
+                <w:rFonts w:ascii="Calibri" w:hAnsi="Calibri" w:cs="Calibri"/>
+              </w:rPr>
+            </w:pPr>
+            <w:r>
+              <w:rPr>
+                <w:rFonts w:ascii="Calibri" w:hAnsi="Calibri" w:cs="Calibri"/>
+              </w:rPr>
+              <w:t xml:space="preserve">AI tool (drafted); learner reviews and finalizes</w:t>
             </w:r>
           </w:p>
         </w:tc>
@@ -6583,121 +6652,151 @@
       <w:tr>
         <w:tc>
           <w:tcPr>
-            <w:tcW w:w="2256" w:type="dxa"/>
-            <w:tcBorders>
-              <w:top w:val="single" w:sz="1" w:space="0" w:color="CCCCCC"/>
-              <w:left w:val="single" w:sz="1" w:space="0" w:color="CCCCCC"/>
-              <w:bottom w:val="single" w:sz="1" w:space="0" w:color="CCCCCC"/>
-              <w:right w:val="single" w:sz="1" w:space="0" w:color="CCCCCC"/>
-            </w:tcBorders>
-            <w:tcMar>
-              <w:top w:w="80" w:type="dxa"/>
-              <w:left w:w="120" w:type="dxa"/>
-              <w:bottom w:w="80" w:type="dxa"/>
-              <w:right w:w="120" w:type="dxa"/>
-            </w:tcMar>
-          </w:tcPr>
-          <w:p>
-            <w:pPr>
-              <w:rPr>
-                <w:rFonts w:ascii="Calibri" w:hAnsi="Calibri" w:cs="Calibri"/>
-              </w:rPr>
-            </w:pPr>
-            <w:r>
-              <w:rPr>
-                <w:rFonts w:ascii="Calibri" w:hAnsi="Calibri" w:cs="Calibri"/>
-              </w:rPr>
-              <w:t>Comprehension Primitive</w:t>
-            </w:r>
-          </w:p>
-        </w:tc>
-        <w:tc>
-          <w:tcPr>
-            <w:tcW w:w="2256" w:type="dxa"/>
-            <w:tcBorders>
-              <w:top w:val="single" w:sz="1" w:space="0" w:color="CCCCCC"/>
-              <w:left w:val="single" w:sz="1" w:space="0" w:color="CCCCCC"/>
-              <w:bottom w:val="single" w:sz="1" w:space="0" w:color="CCCCCC"/>
-              <w:right w:val="single" w:sz="1" w:space="0" w:color="CCCCCC"/>
-            </w:tcBorders>
-            <w:tcMar>
-              <w:top w:w="80" w:type="dxa"/>
-              <w:left w:w="120" w:type="dxa"/>
-              <w:bottom w:w="80" w:type="dxa"/>
-              <w:right w:w="120" w:type="dxa"/>
-            </w:tcMar>
-          </w:tcPr>
-          <w:p>
-            <w:pPr>
-              <w:rPr>
-                <w:rFonts w:ascii="Calibri" w:hAnsi="Calibri" w:cs="Calibri"/>
-              </w:rPr>
-            </w:pPr>
-            <w:r>
-              <w:rPr>
-                <w:rFonts w:ascii="Calibri" w:hAnsi="Calibri" w:cs="Calibri"/>
-              </w:rPr>
-              <w:t>No (learner IS constructing)</w:t>
-            </w:r>
-          </w:p>
-        </w:tc>
-        <w:tc>
-          <w:tcPr>
-            <w:tcW w:w="2256" w:type="dxa"/>
-            <w:tcBorders>
-              <w:top w:val="single" w:sz="1" w:space="0" w:color="CCCCCC"/>
-              <w:left w:val="single" w:sz="1" w:space="0" w:color="CCCCCC"/>
-              <w:bottom w:val="single" w:sz="1" w:space="0" w:color="CCCCCC"/>
-              <w:right w:val="single" w:sz="1" w:space="0" w:color="CCCCCC"/>
-            </w:tcBorders>
-            <w:tcMar>
-              <w:top w:w="80" w:type="dxa"/>
-              <w:left w:w="120" w:type="dxa"/>
-              <w:bottom w:w="80" w:type="dxa"/>
-              <w:right w:w="120" w:type="dxa"/>
-            </w:tcMar>
-          </w:tcPr>
-          <w:p>
-            <w:pPr>
-              <w:rPr>
-                <w:rFonts w:ascii="Calibri" w:hAnsi="Calibri" w:cs="Calibri"/>
-              </w:rPr>
-            </w:pPr>
-            <w:r>
-              <w:rPr>
-                <w:rFonts w:ascii="Calibri" w:hAnsi="Calibri" w:cs="Calibri"/>
-              </w:rPr>
-              <w:t>Yes - required</w:t>
-            </w:r>
-          </w:p>
-        </w:tc>
-        <w:tc>
-          <w:tcPr>
-            <w:tcW w:w="2256" w:type="dxa"/>
-            <w:tcBorders>
-              <w:top w:val="single" w:sz="1" w:space="0" w:color="CCCCCC"/>
-              <w:left w:val="single" w:sz="1" w:space="0" w:color="CCCCCC"/>
-              <w:bottom w:val="single" w:sz="1" w:space="0" w:color="CCCCCC"/>
-              <w:right w:val="single" w:sz="1" w:space="0" w:color="CCCCCC"/>
-            </w:tcBorders>
-            <w:tcMar>
-              <w:top w:w="80" w:type="dxa"/>
-              <w:left w:w="120" w:type="dxa"/>
-              <w:bottom w:w="80" w:type="dxa"/>
-              <w:right w:w="120" w:type="dxa"/>
-            </w:tcMar>
-          </w:tcPr>
-          <w:p>
-            <w:pPr>
-              <w:rPr>
-                <w:rFonts w:ascii="Calibri" w:hAnsi="Calibri" w:cs="Calibri"/>
-              </w:rPr>
-            </w:pPr>
-            <w:r>
-              <w:rPr>
-                <w:rFonts w:ascii="Calibri" w:hAnsi="Calibri" w:cs="Calibri"/>
-              </w:rPr>
-              <w:t>Yes - required</w:t>
+            <w:tcW w:w="1800" w:type="dxa"/>
+            <w:tcBorders>
+              <w:top w:val="single" w:sz="1" w:space="0" w:color="CCCCCC"/>
+              <w:left w:val="single" w:sz="1" w:space="0" w:color="CCCCCC"/>
+              <w:bottom w:val="single" w:sz="1" w:space="0" w:color="CCCCCC"/>
+              <w:right w:val="single" w:sz="1" w:space="0" w:color="CCCCCC"/>
+            </w:tcBorders>
+            <w:tcMar>
+              <w:top w:w="80" w:type="dxa"/>
+              <w:left w:w="120" w:type="dxa"/>
+              <w:bottom w:w="80" w:type="dxa"/>
+              <w:right w:w="120" w:type="dxa"/>
+            </w:tcMar>
+          </w:tcPr>
+          <w:p>
+            <w:pPr>
+              <w:rPr>
+                <w:rFonts w:ascii="Calibri" w:hAnsi="Calibri" w:cs="Calibri"/>
+              </w:rPr>
+            </w:pPr>
+            <w:r>
+              <w:rPr>
+                <w:rFonts w:ascii="Calibri" w:hAnsi="Calibri" w:cs="Calibri"/>
+              </w:rPr>
+              <w:t>Who constructs</w:t>
+            </w:r>
+          </w:p>
+        </w:tc>
+        <w:tc>
+          <w:tcPr>
+            <w:tcW w:w="1807" w:type="dxa"/>
+            <w:tcBorders>
+              <w:top w:val="single" w:sz="1" w:space="0" w:color="CCCCCC"/>
+              <w:left w:val="single" w:sz="1" w:space="0" w:color="CCCCCC"/>
+              <w:bottom w:val="single" w:sz="1" w:space="0" w:color="CCCCCC"/>
+              <w:right w:val="single" w:sz="1" w:space="0" w:color="CCCCCC"/>
+            </w:tcBorders>
+            <w:tcMar>
+              <w:top w:w="80" w:type="dxa"/>
+              <w:left w:w="120" w:type="dxa"/>
+              <w:bottom w:w="80" w:type="dxa"/>
+              <w:right w:w="120" w:type="dxa"/>
+            </w:tcMar>
+          </w:tcPr>
+          <w:p>
+            <w:pPr>
+              <w:rPr>
+                <w:rFonts w:ascii="Calibri" w:hAnsi="Calibri" w:cs="Calibri"/>
+              </w:rPr>
+            </w:pPr>
+            <w:r>
+              <w:rPr>
+                <w:rFonts w:ascii="Calibri" w:hAnsi="Calibri" w:cs="Calibri"/>
+              </w:rPr>
+              <w:t>Learner by hand</w:t>
+            </w:r>
+          </w:p>
+        </w:tc>
+        <w:tc>
+          <w:tcPr>
+            <w:tcW w:w="1807" w:type="dxa"/>
+            <w:tcBorders>
+              <w:top w:val="single" w:sz="1" w:space="0" w:color="CCCCCC"/>
+              <w:left w:val="single" w:sz="1" w:space="0" w:color="CCCCCC"/>
+              <w:bottom w:val="single" w:sz="1" w:space="0" w:color="CCCCCC"/>
+              <w:right w:val="single" w:sz="1" w:space="0" w:color="CCCCCC"/>
+            </w:tcBorders>
+            <w:tcMar>
+              <w:top w:w="80" w:type="dxa"/>
+              <w:left w:w="120" w:type="dxa"/>
+              <w:bottom w:w="80" w:type="dxa"/>
+              <w:right w:w="120" w:type="dxa"/>
+            </w:tcMar>
+          </w:tcPr>
+          <w:p>
+            <w:pPr>
+              <w:rPr>
+                <w:rFonts w:ascii="Calibri" w:hAnsi="Calibri" w:cs="Calibri"/>
+              </w:rPr>
+            </w:pPr>
+            <w:r>
+              <w:rPr>
+                <w:rFonts w:ascii="Calibri" w:hAnsi="Calibri" w:cs="Calibri"/>
+              </w:rPr>
+              <w:t>AI tool</w:t>
+            </w:r>
+          </w:p>
+        </w:tc>
+        <w:tc>
+          <w:tcPr>
+            <w:tcW w:w="1806" w:type="dxa"/>
+            <w:tcBorders>
+              <w:top w:val="single" w:sz="1" w:space="0" w:color="CCCCCC"/>
+              <w:left w:val="single" w:sz="1" w:space="0" w:color="CCCCCC"/>
+              <w:bottom w:val="single" w:sz="1" w:space="0" w:color="CCCCCC"/>
+              <w:right w:val="single" w:sz="1" w:space="0" w:color="CCCCCC"/>
+            </w:tcBorders>
+            <w:tcMar>
+              <w:top w:w="80" w:type="dxa"/>
+              <w:left w:w="120" w:type="dxa"/>
+              <w:bottom w:w="80" w:type="dxa"/>
+              <w:right w:w="120" w:type="dxa"/>
+            </w:tcMar>
+          </w:tcPr>
+          <w:p>
+            <w:pPr>
+              <w:rPr>
+                <w:rFonts w:ascii="Calibri" w:hAnsi="Calibri" w:cs="Calibri"/>
+              </w:rPr>
+            </w:pPr>
+            <w:r>
+              <w:rPr>
+                <w:rFonts w:ascii="Calibri" w:hAnsi="Calibri" w:cs="Calibri"/>
+              </w:rPr>
+              <w:t>AI tool</w:t>
+            </w:r>
+          </w:p>
+        </w:tc>
+        <w:tc>
+          <w:tcPr>
+            <w:tcW w:w="1806" w:type="dxa"/>
+            <w:tcBorders>
+              <w:top w:val="single" w:sz="1" w:space="0" w:color="CCCCCC"/>
+              <w:left w:val="single" w:sz="1" w:space="0" w:color="CCCCCC"/>
+              <w:bottom w:val="single" w:sz="1" w:space="0" w:color="CCCCCC"/>
+              <w:right w:val="single" w:sz="1" w:space="0" w:color="CCCCCC"/>
+            </w:tcBorders>
+            <w:tcMar>
+              <w:top w:w="80" w:type="dxa"/>
+              <w:left w:w="120" w:type="dxa"/>
+              <w:bottom w:w="80" w:type="dxa"/>
+              <w:right w:w="120" w:type="dxa"/>
+            </w:tcMar>
+          </w:tcPr>
+          <w:p>
+            <w:pPr>
+              <w:rPr>
+                <w:rFonts w:ascii="Calibri" w:hAnsi="Calibri" w:cs="Calibri"/>
+              </w:rPr>
+            </w:pPr>
+            <w:r>
+              <w:rPr>
+                <w:rFonts w:ascii="Calibri" w:hAnsi="Calibri" w:cs="Calibri"/>
+              </w:rPr>
+              <w:t xml:space="preserve">AI tool</w:t>
             </w:r>
           </w:p>
         </w:tc>
@@ -6705,121 +6804,151 @@
       <w:tr>
         <w:tc>
           <w:tcPr>
-            <w:tcW w:w="2256" w:type="dxa"/>
-            <w:tcBorders>
-              <w:top w:val="single" w:sz="1" w:space="0" w:color="CCCCCC"/>
-              <w:left w:val="single" w:sz="1" w:space="0" w:color="CCCCCC"/>
-              <w:bottom w:val="single" w:sz="1" w:space="0" w:color="CCCCCC"/>
-              <w:right w:val="single" w:sz="1" w:space="0" w:color="CCCCCC"/>
-            </w:tcBorders>
-            <w:tcMar>
-              <w:top w:w="80" w:type="dxa"/>
-              <w:left w:w="120" w:type="dxa"/>
-              <w:bottom w:w="80" w:type="dxa"/>
-              <w:right w:w="120" w:type="dxa"/>
-            </w:tcMar>
-          </w:tcPr>
-          <w:p>
-            <w:pPr>
-              <w:rPr>
-                <w:rFonts w:ascii="Calibri" w:hAnsi="Calibri" w:cs="Calibri"/>
-              </w:rPr>
-            </w:pPr>
-            <w:r>
-              <w:rPr>
-                <w:rFonts w:ascii="Calibri" w:hAnsi="Calibri" w:cs="Calibri"/>
-              </w:rPr>
-              <w:t>Agent Failure Modes list</w:t>
-            </w:r>
-          </w:p>
-        </w:tc>
-        <w:tc>
-          <w:tcPr>
-            <w:tcW w:w="2256" w:type="dxa"/>
-            <w:tcBorders>
-              <w:top w:val="single" w:sz="1" w:space="0" w:color="CCCCCC"/>
-              <w:left w:val="single" w:sz="1" w:space="0" w:color="CCCCCC"/>
-              <w:bottom w:val="single" w:sz="1" w:space="0" w:color="CCCCCC"/>
-              <w:right w:val="single" w:sz="1" w:space="0" w:color="CCCCCC"/>
-            </w:tcBorders>
-            <w:tcMar>
-              <w:top w:w="80" w:type="dxa"/>
-              <w:left w:w="120" w:type="dxa"/>
-              <w:bottom w:w="80" w:type="dxa"/>
-              <w:right w:w="120" w:type="dxa"/>
-            </w:tcMar>
-          </w:tcPr>
-          <w:p>
-            <w:pPr>
-              <w:rPr>
-                <w:rFonts w:ascii="Calibri" w:hAnsi="Calibri" w:cs="Calibri"/>
-              </w:rPr>
-            </w:pPr>
-            <w:r>
-              <w:rPr>
-                <w:rFonts w:ascii="Calibri" w:hAnsi="Calibri" w:cs="Calibri"/>
-              </w:rPr>
-              <w:t>Yes (to guide AI validation)</w:t>
-            </w:r>
-          </w:p>
-        </w:tc>
-        <w:tc>
-          <w:tcPr>
-            <w:tcW w:w="2256" w:type="dxa"/>
-            <w:tcBorders>
-              <w:top w:val="single" w:sz="1" w:space="0" w:color="CCCCCC"/>
-              <w:left w:val="single" w:sz="1" w:space="0" w:color="CCCCCC"/>
-              <w:bottom w:val="single" w:sz="1" w:space="0" w:color="CCCCCC"/>
-              <w:right w:val="single" w:sz="1" w:space="0" w:color="CCCCCC"/>
-            </w:tcBorders>
-            <w:tcMar>
-              <w:top w:w="80" w:type="dxa"/>
-              <w:left w:w="120" w:type="dxa"/>
-              <w:bottom w:w="80" w:type="dxa"/>
-              <w:right w:w="120" w:type="dxa"/>
-            </w:tcMar>
-          </w:tcPr>
-          <w:p>
-            <w:pPr>
-              <w:rPr>
-                <w:rFonts w:ascii="Calibri" w:hAnsi="Calibri" w:cs="Calibri"/>
-              </w:rPr>
-            </w:pPr>
-            <w:r>
-              <w:rPr>
-                <w:rFonts w:ascii="Calibri" w:hAnsi="Calibri" w:cs="Calibri"/>
-              </w:rPr>
-              <w:t>Yes (to guide AI validation)</w:t>
-            </w:r>
-          </w:p>
-        </w:tc>
-        <w:tc>
-          <w:tcPr>
-            <w:tcW w:w="2256" w:type="dxa"/>
-            <w:tcBorders>
-              <w:top w:val="single" w:sz="1" w:space="0" w:color="CCCCCC"/>
-              <w:left w:val="single" w:sz="1" w:space="0" w:color="CCCCCC"/>
-              <w:bottom w:val="single" w:sz="1" w:space="0" w:color="CCCCCC"/>
-              <w:right w:val="single" w:sz="1" w:space="0" w:color="CCCCCC"/>
-            </w:tcBorders>
-            <w:tcMar>
-              <w:top w:w="80" w:type="dxa"/>
-              <w:left w:w="120" w:type="dxa"/>
-              <w:bottom w:w="80" w:type="dxa"/>
-              <w:right w:w="120" w:type="dxa"/>
-            </w:tcMar>
-          </w:tcPr>
-          <w:p>
-            <w:pPr>
-              <w:rPr>
-                <w:rFonts w:ascii="Calibri" w:hAnsi="Calibri" w:cs="Calibri"/>
-              </w:rPr>
-            </w:pPr>
-            <w:r>
-              <w:rPr>
-                <w:rFonts w:ascii="Calibri" w:hAnsi="Calibri" w:cs="Calibri"/>
-              </w:rPr>
-              <w:t>No (learner derives independently)</w:t>
+            <w:tcW w:w="1800" w:type="dxa"/>
+            <w:tcBorders>
+              <w:top w:val="single" w:sz="1" w:space="0" w:color="CCCCCC"/>
+              <w:left w:val="single" w:sz="1" w:space="0" w:color="CCCCCC"/>
+              <w:bottom w:val="single" w:sz="1" w:space="0" w:color="CCCCCC"/>
+              <w:right w:val="single" w:sz="1" w:space="0" w:color="CCCCCC"/>
+            </w:tcBorders>
+            <w:tcMar>
+              <w:top w:w="80" w:type="dxa"/>
+              <w:left w:w="120" w:type="dxa"/>
+              <w:bottom w:w="80" w:type="dxa"/>
+              <w:right w:w="120" w:type="dxa"/>
+            </w:tcMar>
+          </w:tcPr>
+          <w:p>
+            <w:pPr>
+              <w:rPr>
+                <w:rFonts w:ascii="Calibri" w:hAnsi="Calibri" w:cs="Calibri"/>
+              </w:rPr>
+            </w:pPr>
+            <w:r>
+              <w:rPr>
+                <w:rFonts w:ascii="Calibri" w:hAnsi="Calibri" w:cs="Calibri"/>
+              </w:rPr>
+              <w:t>Comprehension Primitive</w:t>
+            </w:r>
+          </w:p>
+        </w:tc>
+        <w:tc>
+          <w:tcPr>
+            <w:tcW w:w="1807" w:type="dxa"/>
+            <w:tcBorders>
+              <w:top w:val="single" w:sz="1" w:space="0" w:color="CCCCCC"/>
+              <w:left w:val="single" w:sz="1" w:space="0" w:color="CCCCCC"/>
+              <w:bottom w:val="single" w:sz="1" w:space="0" w:color="CCCCCC"/>
+              <w:right w:val="single" w:sz="1" w:space="0" w:color="CCCCCC"/>
+            </w:tcBorders>
+            <w:tcMar>
+              <w:top w:w="80" w:type="dxa"/>
+              <w:left w:w="120" w:type="dxa"/>
+              <w:bottom w:w="80" w:type="dxa"/>
+              <w:right w:w="120" w:type="dxa"/>
+            </w:tcMar>
+          </w:tcPr>
+          <w:p>
+            <w:pPr>
+              <w:rPr>
+                <w:rFonts w:ascii="Calibri" w:hAnsi="Calibri" w:cs="Calibri"/>
+              </w:rPr>
+            </w:pPr>
+            <w:r>
+              <w:rPr>
+                <w:rFonts w:ascii="Calibri" w:hAnsi="Calibri" w:cs="Calibri"/>
+              </w:rPr>
+              <w:t>No (learner IS constructing)</w:t>
+            </w:r>
+          </w:p>
+        </w:tc>
+        <w:tc>
+          <w:tcPr>
+            <w:tcW w:w="1807" w:type="dxa"/>
+            <w:tcBorders>
+              <w:top w:val="single" w:sz="1" w:space="0" w:color="CCCCCC"/>
+              <w:left w:val="single" w:sz="1" w:space="0" w:color="CCCCCC"/>
+              <w:bottom w:val="single" w:sz="1" w:space="0" w:color="CCCCCC"/>
+              <w:right w:val="single" w:sz="1" w:space="0" w:color="CCCCCC"/>
+            </w:tcBorders>
+            <w:tcMar>
+              <w:top w:w="80" w:type="dxa"/>
+              <w:left w:w="120" w:type="dxa"/>
+              <w:bottom w:w="80" w:type="dxa"/>
+              <w:right w:w="120" w:type="dxa"/>
+            </w:tcMar>
+          </w:tcPr>
+          <w:p>
+            <w:pPr>
+              <w:rPr>
+                <w:rFonts w:ascii="Calibri" w:hAnsi="Calibri" w:cs="Calibri"/>
+              </w:rPr>
+            </w:pPr>
+            <w:r>
+              <w:rPr>
+                <w:rFonts w:ascii="Calibri" w:hAnsi="Calibri" w:cs="Calibri"/>
+              </w:rPr>
+              <w:t>Yes - required</w:t>
+            </w:r>
+          </w:p>
+        </w:tc>
+        <w:tc>
+          <w:tcPr>
+            <w:tcW w:w="1806" w:type="dxa"/>
+            <w:tcBorders>
+              <w:top w:val="single" w:sz="1" w:space="0" w:color="CCCCCC"/>
+              <w:left w:val="single" w:sz="1" w:space="0" w:color="CCCCCC"/>
+              <w:bottom w:val="single" w:sz="1" w:space="0" w:color="CCCCCC"/>
+              <w:right w:val="single" w:sz="1" w:space="0" w:color="CCCCCC"/>
+            </w:tcBorders>
+            <w:tcMar>
+              <w:top w:w="80" w:type="dxa"/>
+              <w:left w:w="120" w:type="dxa"/>
+              <w:bottom w:w="80" w:type="dxa"/>
+              <w:right w:w="120" w:type="dxa"/>
+            </w:tcMar>
+          </w:tcPr>
+          <w:p>
+            <w:pPr>
+              <w:rPr>
+                <w:rFonts w:ascii="Calibri" w:hAnsi="Calibri" w:cs="Calibri"/>
+              </w:rPr>
+            </w:pPr>
+            <w:r>
+              <w:rPr>
+                <w:rFonts w:ascii="Calibri" w:hAnsi="Calibri" w:cs="Calibri"/>
+              </w:rPr>
+              <w:t>Yes - required</w:t>
+            </w:r>
+          </w:p>
+        </w:tc>
+        <w:tc>
+          <w:tcPr>
+            <w:tcW w:w="1806" w:type="dxa"/>
+            <w:tcBorders>
+              <w:top w:val="single" w:sz="1" w:space="0" w:color="CCCCCC"/>
+              <w:left w:val="single" w:sz="1" w:space="0" w:color="CCCCCC"/>
+              <w:bottom w:val="single" w:sz="1" w:space="0" w:color="CCCCCC"/>
+              <w:right w:val="single" w:sz="1" w:space="0" w:color="CCCCCC"/>
+            </w:tcBorders>
+            <w:tcMar>
+              <w:top w:w="80" w:type="dxa"/>
+              <w:left w:w="120" w:type="dxa"/>
+              <w:bottom w:w="80" w:type="dxa"/>
+              <w:right w:w="120" w:type="dxa"/>
+            </w:tcMar>
+          </w:tcPr>
+          <w:p>
+            <w:pPr>
+              <w:rPr>
+                <w:rFonts w:ascii="Calibri" w:hAnsi="Calibri" w:cs="Calibri"/>
+              </w:rPr>
+            </w:pPr>
+            <w:r>
+              <w:rPr>
+                <w:rFonts w:ascii="Calibri" w:hAnsi="Calibri" w:cs="Calibri"/>
+              </w:rPr>
+              <w:t xml:space="preserve">Yes - required</w:t>
             </w:r>
           </w:p>
         </w:tc>
@@ -6827,121 +6956,151 @@
       <w:tr>
         <w:tc>
           <w:tcPr>
-            <w:tcW w:w="2256" w:type="dxa"/>
-            <w:tcBorders>
-              <w:top w:val="single" w:sz="1" w:space="0" w:color="CCCCCC"/>
-              <w:left w:val="single" w:sz="1" w:space="0" w:color="CCCCCC"/>
-              <w:bottom w:val="single" w:sz="1" w:space="0" w:color="CCCCCC"/>
-              <w:right w:val="single" w:sz="1" w:space="0" w:color="CCCCCC"/>
-            </w:tcBorders>
-            <w:tcMar>
-              <w:top w:w="80" w:type="dxa"/>
-              <w:left w:w="120" w:type="dxa"/>
-              <w:bottom w:w="80" w:type="dxa"/>
-              <w:right w:w="120" w:type="dxa"/>
-            </w:tcMar>
-          </w:tcPr>
-          <w:p>
-            <w:pPr>
-              <w:rPr>
-                <w:rFonts w:ascii="Calibri" w:hAnsi="Calibri" w:cs="Calibri"/>
-              </w:rPr>
-            </w:pPr>
-            <w:r>
-              <w:rPr>
-                <w:rFonts w:ascii="Calibri" w:hAnsi="Calibri" w:cs="Calibri"/>
-              </w:rPr>
-              <w:t>Decision Log entries</w:t>
-            </w:r>
-          </w:p>
-        </w:tc>
-        <w:tc>
-          <w:tcPr>
-            <w:tcW w:w="2256" w:type="dxa"/>
-            <w:tcBorders>
-              <w:top w:val="single" w:sz="1" w:space="0" w:color="CCCCCC"/>
-              <w:left w:val="single" w:sz="1" w:space="0" w:color="CCCCCC"/>
-              <w:bottom w:val="single" w:sz="1" w:space="0" w:color="CCCCCC"/>
-              <w:right w:val="single" w:sz="1" w:space="0" w:color="CCCCCC"/>
-            </w:tcBorders>
-            <w:tcMar>
-              <w:top w:w="80" w:type="dxa"/>
-              <w:left w:w="120" w:type="dxa"/>
-              <w:bottom w:w="80" w:type="dxa"/>
-              <w:right w:w="120" w:type="dxa"/>
-            </w:tcMar>
-          </w:tcPr>
-          <w:p>
-            <w:pPr>
-              <w:rPr>
-                <w:rFonts w:ascii="Calibri" w:hAnsi="Calibri" w:cs="Calibri"/>
-              </w:rPr>
-            </w:pPr>
-            <w:r>
-              <w:rPr>
-                <w:rFonts w:ascii="Calibri" w:hAnsi="Calibri" w:cs="Calibri"/>
-              </w:rPr>
-              <w:t>All AI constructs: pass/fail + defect</w:t>
-            </w:r>
-          </w:p>
-        </w:tc>
-        <w:tc>
-          <w:tcPr>
-            <w:tcW w:w="2256" w:type="dxa"/>
-            <w:tcBorders>
-              <w:top w:val="single" w:sz="1" w:space="0" w:color="CCCCCC"/>
-              <w:left w:val="single" w:sz="1" w:space="0" w:color="CCCCCC"/>
-              <w:bottom w:val="single" w:sz="1" w:space="0" w:color="CCCCCC"/>
-              <w:right w:val="single" w:sz="1" w:space="0" w:color="CCCCCC"/>
-            </w:tcBorders>
-            <w:tcMar>
-              <w:top w:w="80" w:type="dxa"/>
-              <w:left w:w="120" w:type="dxa"/>
-              <w:bottom w:w="80" w:type="dxa"/>
-              <w:right w:w="120" w:type="dxa"/>
-            </w:tcMar>
-          </w:tcPr>
-          <w:p>
-            <w:pPr>
-              <w:rPr>
-                <w:rFonts w:ascii="Calibri" w:hAnsi="Calibri" w:cs="Calibri"/>
-              </w:rPr>
-            </w:pPr>
-            <w:r>
-              <w:rPr>
-                <w:rFonts w:ascii="Calibri" w:hAnsi="Calibri" w:cs="Calibri"/>
-              </w:rPr>
-              <w:t>All constructs: what it does + pass/fail + defect</w:t>
-            </w:r>
-          </w:p>
-        </w:tc>
-        <w:tc>
-          <w:tcPr>
-            <w:tcW w:w="2256" w:type="dxa"/>
-            <w:tcBorders>
-              <w:top w:val="single" w:sz="1" w:space="0" w:color="CCCCCC"/>
-              <w:left w:val="single" w:sz="1" w:space="0" w:color="CCCCCC"/>
-              <w:bottom w:val="single" w:sz="1" w:space="0" w:color="CCCCCC"/>
-              <w:right w:val="single" w:sz="1" w:space="0" w:color="CCCCCC"/>
-            </w:tcBorders>
-            <w:tcMar>
-              <w:top w:w="80" w:type="dxa"/>
-              <w:left w:w="120" w:type="dxa"/>
-              <w:bottom w:w="80" w:type="dxa"/>
-              <w:right w:w="120" w:type="dxa"/>
-            </w:tcMar>
-          </w:tcPr>
-          <w:p>
-            <w:pPr>
-              <w:rPr>
-                <w:rFonts w:ascii="Calibri" w:hAnsi="Calibri" w:cs="Calibri"/>
-              </w:rPr>
-            </w:pPr>
-            <w:r>
-              <w:rPr>
-                <w:rFonts w:ascii="Calibri" w:hAnsi="Calibri" w:cs="Calibri"/>
-              </w:rPr>
-              <w:t>Defects only (passing constructs: pass recorded, no full entry)</w:t>
+            <w:tcW w:w="1800" w:type="dxa"/>
+            <w:tcBorders>
+              <w:top w:val="single" w:sz="1" w:space="0" w:color="CCCCCC"/>
+              <w:left w:val="single" w:sz="1" w:space="0" w:color="CCCCCC"/>
+              <w:bottom w:val="single" w:sz="1" w:space="0" w:color="CCCCCC"/>
+              <w:right w:val="single" w:sz="1" w:space="0" w:color="CCCCCC"/>
+            </w:tcBorders>
+            <w:tcMar>
+              <w:top w:w="80" w:type="dxa"/>
+              <w:left w:w="120" w:type="dxa"/>
+              <w:bottom w:w="80" w:type="dxa"/>
+              <w:right w:w="120" w:type="dxa"/>
+            </w:tcMar>
+          </w:tcPr>
+          <w:p>
+            <w:pPr>
+              <w:rPr>
+                <w:rFonts w:ascii="Calibri" w:hAnsi="Calibri" w:cs="Calibri"/>
+              </w:rPr>
+            </w:pPr>
+            <w:r>
+              <w:rPr>
+                <w:rFonts w:ascii="Calibri" w:hAnsi="Calibri" w:cs="Calibri"/>
+              </w:rPr>
+              <w:t>Agent Failure Modes list</w:t>
+            </w:r>
+          </w:p>
+        </w:tc>
+        <w:tc>
+          <w:tcPr>
+            <w:tcW w:w="1807" w:type="dxa"/>
+            <w:tcBorders>
+              <w:top w:val="single" w:sz="1" w:space="0" w:color="CCCCCC"/>
+              <w:left w:val="single" w:sz="1" w:space="0" w:color="CCCCCC"/>
+              <w:bottom w:val="single" w:sz="1" w:space="0" w:color="CCCCCC"/>
+              <w:right w:val="single" w:sz="1" w:space="0" w:color="CCCCCC"/>
+            </w:tcBorders>
+            <w:tcMar>
+              <w:top w:w="80" w:type="dxa"/>
+              <w:left w:w="120" w:type="dxa"/>
+              <w:bottom w:w="80" w:type="dxa"/>
+              <w:right w:w="120" w:type="dxa"/>
+            </w:tcMar>
+          </w:tcPr>
+          <w:p>
+            <w:pPr>
+              <w:rPr>
+                <w:rFonts w:ascii="Calibri" w:hAnsi="Calibri" w:cs="Calibri"/>
+              </w:rPr>
+            </w:pPr>
+            <w:r>
+              <w:rPr>
+                <w:rFonts w:ascii="Calibri" w:hAnsi="Calibri" w:cs="Calibri"/>
+              </w:rPr>
+              <w:t>Yes (to guide AI validation)</w:t>
+            </w:r>
+          </w:p>
+        </w:tc>
+        <w:tc>
+          <w:tcPr>
+            <w:tcW w:w="1807" w:type="dxa"/>
+            <w:tcBorders>
+              <w:top w:val="single" w:sz="1" w:space="0" w:color="CCCCCC"/>
+              <w:left w:val="single" w:sz="1" w:space="0" w:color="CCCCCC"/>
+              <w:bottom w:val="single" w:sz="1" w:space="0" w:color="CCCCCC"/>
+              <w:right w:val="single" w:sz="1" w:space="0" w:color="CCCCCC"/>
+            </w:tcBorders>
+            <w:tcMar>
+              <w:top w:w="80" w:type="dxa"/>
+              <w:left w:w="120" w:type="dxa"/>
+              <w:bottom w:w="80" w:type="dxa"/>
+              <w:right w:w="120" w:type="dxa"/>
+            </w:tcMar>
+          </w:tcPr>
+          <w:p>
+            <w:pPr>
+              <w:rPr>
+                <w:rFonts w:ascii="Calibri" w:hAnsi="Calibri" w:cs="Calibri"/>
+              </w:rPr>
+            </w:pPr>
+            <w:r>
+              <w:rPr>
+                <w:rFonts w:ascii="Calibri" w:hAnsi="Calibri" w:cs="Calibri"/>
+              </w:rPr>
+              <w:t>Yes (to guide AI validation)</w:t>
+            </w:r>
+          </w:p>
+        </w:tc>
+        <w:tc>
+          <w:tcPr>
+            <w:tcW w:w="1806" w:type="dxa"/>
+            <w:tcBorders>
+              <w:top w:val="single" w:sz="1" w:space="0" w:color="CCCCCC"/>
+              <w:left w:val="single" w:sz="1" w:space="0" w:color="CCCCCC"/>
+              <w:bottom w:val="single" w:sz="1" w:space="0" w:color="CCCCCC"/>
+              <w:right w:val="single" w:sz="1" w:space="0" w:color="CCCCCC"/>
+            </w:tcBorders>
+            <w:tcMar>
+              <w:top w:w="80" w:type="dxa"/>
+              <w:left w:w="120" w:type="dxa"/>
+              <w:bottom w:w="80" w:type="dxa"/>
+              <w:right w:w="120" w:type="dxa"/>
+            </w:tcMar>
+          </w:tcPr>
+          <w:p>
+            <w:pPr>
+              <w:rPr>
+                <w:rFonts w:ascii="Calibri" w:hAnsi="Calibri" w:cs="Calibri"/>
+              </w:rPr>
+            </w:pPr>
+            <w:r>
+              <w:rPr>
+                <w:rFonts w:ascii="Calibri" w:hAnsi="Calibri" w:cs="Calibri"/>
+              </w:rPr>
+              <w:t>No (learner derives independently)</w:t>
+            </w:r>
+          </w:p>
+        </w:tc>
+        <w:tc>
+          <w:tcPr>
+            <w:tcW w:w="1806" w:type="dxa"/>
+            <w:tcBorders>
+              <w:top w:val="single" w:sz="1" w:space="0" w:color="CCCCCC"/>
+              <w:left w:val="single" w:sz="1" w:space="0" w:color="CCCCCC"/>
+              <w:bottom w:val="single" w:sz="1" w:space="0" w:color="CCCCCC"/>
+              <w:right w:val="single" w:sz="1" w:space="0" w:color="CCCCCC"/>
+            </w:tcBorders>
+            <w:tcMar>
+              <w:top w:w="80" w:type="dxa"/>
+              <w:left w:w="120" w:type="dxa"/>
+              <w:bottom w:w="80" w:type="dxa"/>
+              <w:right w:w="120" w:type="dxa"/>
+            </w:tcMar>
+          </w:tcPr>
+          <w:p>
+            <w:pPr>
+              <w:rPr>
+                <w:rFonts w:ascii="Calibri" w:hAnsi="Calibri" w:cs="Calibri"/>
+              </w:rPr>
+            </w:pPr>
+            <w:r>
+              <w:rPr>
+                <w:rFonts w:ascii="Calibri" w:hAnsi="Calibri" w:cs="Calibri"/>
+              </w:rPr>
+              <w:t xml:space="preserve">No (same as Mode 3)</w:t>
             </w:r>
           </w:p>
         </w:tc>
@@ -6949,121 +7108,151 @@
       <w:tr>
         <w:tc>
           <w:tcPr>
-            <w:tcW w:w="2256" w:type="dxa"/>
-            <w:tcBorders>
-              <w:top w:val="single" w:sz="1" w:space="0" w:color="CCCCCC"/>
-              <w:left w:val="single" w:sz="1" w:space="0" w:color="CCCCCC"/>
-              <w:bottom w:val="single" w:sz="1" w:space="0" w:color="CCCCCC"/>
-              <w:right w:val="single" w:sz="1" w:space="0" w:color="CCCCCC"/>
-            </w:tcBorders>
-            <w:tcMar>
-              <w:top w:w="80" w:type="dxa"/>
-              <w:left w:w="120" w:type="dxa"/>
-              <w:bottom w:w="80" w:type="dxa"/>
-              <w:right w:w="120" w:type="dxa"/>
-            </w:tcMar>
-          </w:tcPr>
-          <w:p>
-            <w:pPr>
-              <w:rPr>
-                <w:rFonts w:ascii="Calibri" w:hAnsi="Calibri" w:cs="Calibri"/>
-              </w:rPr>
-            </w:pPr>
-            <w:r>
-              <w:rPr>
-                <w:rFonts w:ascii="Calibri" w:hAnsi="Calibri" w:cs="Calibri"/>
-              </w:rPr>
-              <w:t>What ships</w:t>
-            </w:r>
-          </w:p>
-        </w:tc>
-        <w:tc>
-          <w:tcPr>
-            <w:tcW w:w="2256" w:type="dxa"/>
-            <w:tcBorders>
-              <w:top w:val="single" w:sz="1" w:space="0" w:color="CCCCCC"/>
-              <w:left w:val="single" w:sz="1" w:space="0" w:color="CCCCCC"/>
-              <w:bottom w:val="single" w:sz="1" w:space="0" w:color="CCCCCC"/>
-              <w:right w:val="single" w:sz="1" w:space="0" w:color="CCCCCC"/>
-            </w:tcBorders>
-            <w:tcMar>
-              <w:top w:w="80" w:type="dxa"/>
-              <w:left w:w="120" w:type="dxa"/>
-              <w:bottom w:w="80" w:type="dxa"/>
-              <w:right w:w="120" w:type="dxa"/>
-            </w:tcMar>
-          </w:tcPr>
-          <w:p>
-            <w:pPr>
-              <w:rPr>
-                <w:rFonts w:ascii="Calibri" w:hAnsi="Calibri" w:cs="Calibri"/>
-              </w:rPr>
-            </w:pPr>
-            <w:r>
-              <w:rPr>
-                <w:rFonts w:ascii="Calibri" w:hAnsi="Calibri" w:cs="Calibri"/>
-              </w:rPr>
-              <w:t>Learner's hand-built artifact</w:t>
-            </w:r>
-          </w:p>
-        </w:tc>
-        <w:tc>
-          <w:tcPr>
-            <w:tcW w:w="2256" w:type="dxa"/>
-            <w:tcBorders>
-              <w:top w:val="single" w:sz="1" w:space="0" w:color="CCCCCC"/>
-              <w:left w:val="single" w:sz="1" w:space="0" w:color="CCCCCC"/>
-              <w:bottom w:val="single" w:sz="1" w:space="0" w:color="CCCCCC"/>
-              <w:right w:val="single" w:sz="1" w:space="0" w:color="CCCCCC"/>
-            </w:tcBorders>
-            <w:tcMar>
-              <w:top w:w="80" w:type="dxa"/>
-              <w:left w:w="120" w:type="dxa"/>
-              <w:bottom w:w="80" w:type="dxa"/>
-              <w:right w:w="120" w:type="dxa"/>
-            </w:tcMar>
-          </w:tcPr>
-          <w:p>
-            <w:pPr>
-              <w:rPr>
-                <w:rFonts w:ascii="Calibri" w:hAnsi="Calibri" w:cs="Calibri"/>
-              </w:rPr>
-            </w:pPr>
-            <w:r>
-              <w:rPr>
-                <w:rFonts w:ascii="Calibri" w:hAnsi="Calibri" w:cs="Calibri"/>
-              </w:rPr>
-              <w:t>Corrected AI output</w:t>
-            </w:r>
-          </w:p>
-        </w:tc>
-        <w:tc>
-          <w:tcPr>
-            <w:tcW w:w="2256" w:type="dxa"/>
-            <w:tcBorders>
-              <w:top w:val="single" w:sz="1" w:space="0" w:color="CCCCCC"/>
-              <w:left w:val="single" w:sz="1" w:space="0" w:color="CCCCCC"/>
-              <w:bottom w:val="single" w:sz="1" w:space="0" w:color="CCCCCC"/>
-              <w:right w:val="single" w:sz="1" w:space="0" w:color="CCCCCC"/>
-            </w:tcBorders>
-            <w:tcMar>
-              <w:top w:w="80" w:type="dxa"/>
-              <w:left w:w="120" w:type="dxa"/>
-              <w:bottom w:w="80" w:type="dxa"/>
-              <w:right w:w="120" w:type="dxa"/>
-            </w:tcMar>
-          </w:tcPr>
-          <w:p>
-            <w:pPr>
-              <w:rPr>
-                <w:rFonts w:ascii="Calibri" w:hAnsi="Calibri" w:cs="Calibri"/>
-              </w:rPr>
-            </w:pPr>
-            <w:r>
-              <w:rPr>
-                <w:rFonts w:ascii="Calibri" w:hAnsi="Calibri" w:cs="Calibri"/>
-              </w:rPr>
-              <w:t>Corrected AI output</w:t>
+            <w:tcW w:w="1800" w:type="dxa"/>
+            <w:tcBorders>
+              <w:top w:val="single" w:sz="1" w:space="0" w:color="CCCCCC"/>
+              <w:left w:val="single" w:sz="1" w:space="0" w:color="CCCCCC"/>
+              <w:bottom w:val="single" w:sz="1" w:space="0" w:color="CCCCCC"/>
+              <w:right w:val="single" w:sz="1" w:space="0" w:color="CCCCCC"/>
+            </w:tcBorders>
+            <w:tcMar>
+              <w:top w:w="80" w:type="dxa"/>
+              <w:left w:w="120" w:type="dxa"/>
+              <w:bottom w:w="80" w:type="dxa"/>
+              <w:right w:w="120" w:type="dxa"/>
+            </w:tcMar>
+          </w:tcPr>
+          <w:p>
+            <w:pPr>
+              <w:rPr>
+                <w:rFonts w:ascii="Calibri" w:hAnsi="Calibri" w:cs="Calibri"/>
+              </w:rPr>
+            </w:pPr>
+            <w:r>
+              <w:rPr>
+                <w:rFonts w:ascii="Calibri" w:hAnsi="Calibri" w:cs="Calibri"/>
+              </w:rPr>
+              <w:t>Decision Log entries</w:t>
+            </w:r>
+          </w:p>
+        </w:tc>
+        <w:tc>
+          <w:tcPr>
+            <w:tcW w:w="1807" w:type="dxa"/>
+            <w:tcBorders>
+              <w:top w:val="single" w:sz="1" w:space="0" w:color="CCCCCC"/>
+              <w:left w:val="single" w:sz="1" w:space="0" w:color="CCCCCC"/>
+              <w:bottom w:val="single" w:sz="1" w:space="0" w:color="CCCCCC"/>
+              <w:right w:val="single" w:sz="1" w:space="0" w:color="CCCCCC"/>
+            </w:tcBorders>
+            <w:tcMar>
+              <w:top w:w="80" w:type="dxa"/>
+              <w:left w:w="120" w:type="dxa"/>
+              <w:bottom w:w="80" w:type="dxa"/>
+              <w:right w:w="120" w:type="dxa"/>
+            </w:tcMar>
+          </w:tcPr>
+          <w:p>
+            <w:pPr>
+              <w:rPr>
+                <w:rFonts w:ascii="Calibri" w:hAnsi="Calibri" w:cs="Calibri"/>
+              </w:rPr>
+            </w:pPr>
+            <w:r>
+              <w:rPr>
+                <w:rFonts w:ascii="Calibri" w:hAnsi="Calibri" w:cs="Calibri"/>
+              </w:rPr>
+              <w:t>All AI constructs: pass/fail + defect</w:t>
+            </w:r>
+          </w:p>
+        </w:tc>
+        <w:tc>
+          <w:tcPr>
+            <w:tcW w:w="1807" w:type="dxa"/>
+            <w:tcBorders>
+              <w:top w:val="single" w:sz="1" w:space="0" w:color="CCCCCC"/>
+              <w:left w:val="single" w:sz="1" w:space="0" w:color="CCCCCC"/>
+              <w:bottom w:val="single" w:sz="1" w:space="0" w:color="CCCCCC"/>
+              <w:right w:val="single" w:sz="1" w:space="0" w:color="CCCCCC"/>
+            </w:tcBorders>
+            <w:tcMar>
+              <w:top w:w="80" w:type="dxa"/>
+              <w:left w:w="120" w:type="dxa"/>
+              <w:bottom w:w="80" w:type="dxa"/>
+              <w:right w:w="120" w:type="dxa"/>
+            </w:tcMar>
+          </w:tcPr>
+          <w:p>
+            <w:pPr>
+              <w:rPr>
+                <w:rFonts w:ascii="Calibri" w:hAnsi="Calibri" w:cs="Calibri"/>
+              </w:rPr>
+            </w:pPr>
+            <w:r>
+              <w:rPr>
+                <w:rFonts w:ascii="Calibri" w:hAnsi="Calibri" w:cs="Calibri"/>
+              </w:rPr>
+              <w:t>All constructs: what it does + pass/fail + defect</w:t>
+            </w:r>
+          </w:p>
+        </w:tc>
+        <w:tc>
+          <w:tcPr>
+            <w:tcW w:w="1806" w:type="dxa"/>
+            <w:tcBorders>
+              <w:top w:val="single" w:sz="1" w:space="0" w:color="CCCCCC"/>
+              <w:left w:val="single" w:sz="1" w:space="0" w:color="CCCCCC"/>
+              <w:bottom w:val="single" w:sz="1" w:space="0" w:color="CCCCCC"/>
+              <w:right w:val="single" w:sz="1" w:space="0" w:color="CCCCCC"/>
+            </w:tcBorders>
+            <w:tcMar>
+              <w:top w:w="80" w:type="dxa"/>
+              <w:left w:w="120" w:type="dxa"/>
+              <w:bottom w:w="80" w:type="dxa"/>
+              <w:right w:w="120" w:type="dxa"/>
+            </w:tcMar>
+          </w:tcPr>
+          <w:p>
+            <w:pPr>
+              <w:rPr>
+                <w:rFonts w:ascii="Calibri" w:hAnsi="Calibri" w:cs="Calibri"/>
+              </w:rPr>
+            </w:pPr>
+            <w:r>
+              <w:rPr>
+                <w:rFonts w:ascii="Calibri" w:hAnsi="Calibri" w:cs="Calibri"/>
+              </w:rPr>
+              <w:t>Defects only (passing constructs: pass recorded, no full entry)</w:t>
+            </w:r>
+          </w:p>
+        </w:tc>
+        <w:tc>
+          <w:tcPr>
+            <w:tcW w:w="1806" w:type="dxa"/>
+            <w:tcBorders>
+              <w:top w:val="single" w:sz="1" w:space="0" w:color="CCCCCC"/>
+              <w:left w:val="single" w:sz="1" w:space="0" w:color="CCCCCC"/>
+              <w:bottom w:val="single" w:sz="1" w:space="0" w:color="CCCCCC"/>
+              <w:right w:val="single" w:sz="1" w:space="0" w:color="CCCCCC"/>
+            </w:tcBorders>
+            <w:tcMar>
+              <w:top w:w="80" w:type="dxa"/>
+              <w:left w:w="120" w:type="dxa"/>
+              <w:bottom w:w="80" w:type="dxa"/>
+              <w:right w:w="120" w:type="dxa"/>
+            </w:tcMar>
+          </w:tcPr>
+          <w:p>
+            <w:pPr>
+              <w:rPr>
+                <w:rFonts w:ascii="Calibri" w:hAnsi="Calibri" w:cs="Calibri"/>
+              </w:rPr>
+            </w:pPr>
+            <w:r>
+              <w:rPr>
+                <w:rFonts w:ascii="Calibri" w:hAnsi="Calibri" w:cs="Calibri"/>
+              </w:rPr>
+              <w:t xml:space="preserve">Defects only (passing constructs: pass recorded, no full entry) - same as Mode 3</w:t>
             </w:r>
           </w:p>
         </w:tc>
@@ -7071,7 +7260,159 @@
       <w:tr>
         <w:tc>
           <w:tcPr>
-            <w:tcW w:w="2256" w:type="dxa"/>
+            <w:tcW w:w="1800" w:type="dxa"/>
+            <w:tcBorders>
+              <w:top w:val="single" w:sz="1" w:space="0" w:color="CCCCCC"/>
+              <w:left w:val="single" w:sz="1" w:space="0" w:color="CCCCCC"/>
+              <w:bottom w:val="single" w:sz="1" w:space="0" w:color="CCCCCC"/>
+              <w:right w:val="single" w:sz="1" w:space="0" w:color="CCCCCC"/>
+            </w:tcBorders>
+            <w:tcMar>
+              <w:top w:w="80" w:type="dxa"/>
+              <w:left w:w="120" w:type="dxa"/>
+              <w:bottom w:w="80" w:type="dxa"/>
+              <w:right w:w="120" w:type="dxa"/>
+            </w:tcMar>
+          </w:tcPr>
+          <w:p>
+            <w:pPr>
+              <w:rPr>
+                <w:rFonts w:ascii="Calibri" w:hAnsi="Calibri" w:cs="Calibri"/>
+              </w:rPr>
+            </w:pPr>
+            <w:r>
+              <w:rPr>
+                <w:rFonts w:ascii="Calibri" w:hAnsi="Calibri" w:cs="Calibri"/>
+              </w:rPr>
+              <w:t>What ships</w:t>
+            </w:r>
+          </w:p>
+        </w:tc>
+        <w:tc>
+          <w:tcPr>
+            <w:tcW w:w="1807" w:type="dxa"/>
+            <w:tcBorders>
+              <w:top w:val="single" w:sz="1" w:space="0" w:color="CCCCCC"/>
+              <w:left w:val="single" w:sz="1" w:space="0" w:color="CCCCCC"/>
+              <w:bottom w:val="single" w:sz="1" w:space="0" w:color="CCCCCC"/>
+              <w:right w:val="single" w:sz="1" w:space="0" w:color="CCCCCC"/>
+            </w:tcBorders>
+            <w:tcMar>
+              <w:top w:w="80" w:type="dxa"/>
+              <w:left w:w="120" w:type="dxa"/>
+              <w:bottom w:w="80" w:type="dxa"/>
+              <w:right w:w="120" w:type="dxa"/>
+            </w:tcMar>
+          </w:tcPr>
+          <w:p>
+            <w:pPr>
+              <w:rPr>
+                <w:rFonts w:ascii="Calibri" w:hAnsi="Calibri" w:cs="Calibri"/>
+              </w:rPr>
+            </w:pPr>
+            <w:r>
+              <w:rPr>
+                <w:rFonts w:ascii="Calibri" w:hAnsi="Calibri" w:cs="Calibri"/>
+              </w:rPr>
+              <w:t>Learner's hand-built artifact</w:t>
+            </w:r>
+          </w:p>
+        </w:tc>
+        <w:tc>
+          <w:tcPr>
+            <w:tcW w:w="1807" w:type="dxa"/>
+            <w:tcBorders>
+              <w:top w:val="single" w:sz="1" w:space="0" w:color="CCCCCC"/>
+              <w:left w:val="single" w:sz="1" w:space="0" w:color="CCCCCC"/>
+              <w:bottom w:val="single" w:sz="1" w:space="0" w:color="CCCCCC"/>
+              <w:right w:val="single" w:sz="1" w:space="0" w:color="CCCCCC"/>
+            </w:tcBorders>
+            <w:tcMar>
+              <w:top w:w="80" w:type="dxa"/>
+              <w:left w:w="120" w:type="dxa"/>
+              <w:bottom w:w="80" w:type="dxa"/>
+              <w:right w:w="120" w:type="dxa"/>
+            </w:tcMar>
+          </w:tcPr>
+          <w:p>
+            <w:pPr>
+              <w:rPr>
+                <w:rFonts w:ascii="Calibri" w:hAnsi="Calibri" w:cs="Calibri"/>
+              </w:rPr>
+            </w:pPr>
+            <w:r>
+              <w:rPr>
+                <w:rFonts w:ascii="Calibri" w:hAnsi="Calibri" w:cs="Calibri"/>
+              </w:rPr>
+              <w:t>Corrected AI output</w:t>
+            </w:r>
+          </w:p>
+        </w:tc>
+        <w:tc>
+          <w:tcPr>
+            <w:tcW w:w="1806" w:type="dxa"/>
+            <w:tcBorders>
+              <w:top w:val="single" w:sz="1" w:space="0" w:color="CCCCCC"/>
+              <w:left w:val="single" w:sz="1" w:space="0" w:color="CCCCCC"/>
+              <w:bottom w:val="single" w:sz="1" w:space="0" w:color="CCCCCC"/>
+              <w:right w:val="single" w:sz="1" w:space="0" w:color="CCCCCC"/>
+            </w:tcBorders>
+            <w:tcMar>
+              <w:top w:w="80" w:type="dxa"/>
+              <w:left w:w="120" w:type="dxa"/>
+              <w:bottom w:w="80" w:type="dxa"/>
+              <w:right w:w="120" w:type="dxa"/>
+            </w:tcMar>
+          </w:tcPr>
+          <w:p>
+            <w:pPr>
+              <w:rPr>
+                <w:rFonts w:ascii="Calibri" w:hAnsi="Calibri" w:cs="Calibri"/>
+              </w:rPr>
+            </w:pPr>
+            <w:r>
+              <w:rPr>
+                <w:rFonts w:ascii="Calibri" w:hAnsi="Calibri" w:cs="Calibri"/>
+              </w:rPr>
+              <w:t>Corrected AI output</w:t>
+            </w:r>
+          </w:p>
+        </w:tc>
+        <w:tc>
+          <w:tcPr>
+            <w:tcW w:w="1806" w:type="dxa"/>
+            <w:tcBorders>
+              <w:top w:val="single" w:sz="1" w:space="0" w:color="CCCCCC"/>
+              <w:left w:val="single" w:sz="1" w:space="0" w:color="CCCCCC"/>
+              <w:bottom w:val="single" w:sz="1" w:space="0" w:color="CCCCCC"/>
+              <w:right w:val="single" w:sz="1" w:space="0" w:color="CCCCCC"/>
+            </w:tcBorders>
+            <w:tcMar>
+              <w:top w:w="80" w:type="dxa"/>
+              <w:left w:w="120" w:type="dxa"/>
+              <w:bottom w:w="80" w:type="dxa"/>
+              <w:right w:w="120" w:type="dxa"/>
+            </w:tcMar>
+          </w:tcPr>
+          <w:p>
+            <w:pPr>
+              <w:rPr>
+                <w:rFonts w:ascii="Calibri" w:hAnsi="Calibri" w:cs="Calibri"/>
+              </w:rPr>
+            </w:pPr>
+            <w:r>
+              <w:rPr>
+                <w:rFonts w:ascii="Calibri" w:hAnsi="Calibri" w:cs="Calibri"/>
+              </w:rPr>
+              <w:t xml:space="preserve">Corrected AI output</w:t>
+            </w:r>
+          </w:p>
+        </w:tc>
+      </w:tr>
+      <w:tr>
+        <w:tc>
+          <w:tcPr>
+            <w:tcW w:w="1800" w:type="dxa"/>
             <w:tcBorders>
               <w:top w:val="single" w:sz="1" w:space="0" w:color="CCCCCC"/>
               <w:left w:val="single" w:sz="1" w:space="0" w:color="CCCCCC"/>
@@ -7101,7 +7442,7 @@
         </w:tc>
         <w:tc>
           <w:tcPr>
-            <w:tcW w:w="2256" w:type="dxa"/>
+            <w:tcW w:w="1807" w:type="dxa"/>
             <w:tcBorders>
               <w:top w:val="single" w:sz="1" w:space="0" w:color="CCCCCC"/>
               <w:left w:val="single" w:sz="1" w:space="0" w:color="CCCCCC"/>
@@ -7131,7 +7472,7 @@
         </w:tc>
         <w:tc>
           <w:tcPr>
-            <w:tcW w:w="2256" w:type="dxa"/>
+            <w:tcW w:w="1807" w:type="dxa"/>
             <w:tcBorders>
               <w:top w:val="single" w:sz="1" w:space="0" w:color="CCCCCC"/>
               <w:left w:val="single" w:sz="1" w:space="0" w:color="CCCCCC"/>
@@ -7161,7 +7502,7 @@
         </w:tc>
         <w:tc>
           <w:tcPr>
-            <w:tcW w:w="2256" w:type="dxa"/>
+            <w:tcW w:w="1806" w:type="dxa"/>
             <w:tcBorders>
               <w:top w:val="single" w:sz="1" w:space="0" w:color="CCCCCC"/>
               <w:left w:val="single" w:sz="1" w:space="0" w:color="CCCCCC"/>
@@ -7186,6 +7527,36 @@
                 <w:rFonts w:ascii="Calibri" w:hAnsi="Calibri" w:cs="Calibri"/>
               </w:rPr>
               <w:t>Validation against spec</w:t>
+            </w:r>
+          </w:p>
+        </w:tc>
+        <w:tc>
+          <w:tcPr>
+            <w:tcW w:w="1806" w:type="dxa"/>
+            <w:tcBorders>
+              <w:top w:val="single" w:sz="1" w:space="0" w:color="CCCCCC"/>
+              <w:left w:val="single" w:sz="1" w:space="0" w:color="CCCCCC"/>
+              <w:bottom w:val="single" w:sz="1" w:space="0" w:color="CCCCCC"/>
+              <w:right w:val="single" w:sz="1" w:space="0" w:color="CCCCCC"/>
+            </w:tcBorders>
+            <w:tcMar>
+              <w:top w:w="80" w:type="dxa"/>
+              <w:left w:w="120" w:type="dxa"/>
+              <w:bottom w:w="80" w:type="dxa"/>
+              <w:right w:w="120" w:type="dxa"/>
+            </w:tcMar>
+          </w:tcPr>
+          <w:p>
+            <w:pPr>
+              <w:rPr>
+                <w:rFonts w:ascii="Calibri" w:hAnsi="Calibri" w:cs="Calibri"/>
+              </w:rPr>
+            </w:pPr>
+            <w:r>
+              <w:rPr>
+                <w:rFonts w:ascii="Calibri" w:hAnsi="Calibri" w:cs="Calibri"/>
+              </w:rPr>
+              <w:t xml:space="preserve">Validation against spec (same as Mode 3)</w:t>
             </w:r>
           </w:p>
         </w:tc>
@@ -7198,16 +7569,6 @@
           <w:rFonts w:ascii="Calibri" w:hAnsi="Calibri" w:cs="Calibri"/>
         </w:rPr>
       </w:pPr>
-    </w:p>
-    <w:p>
-      <w:pPr/>
-      <w:r>
-        <w:rPr>
-          <w:rFonts w:ascii="Calibri" w:hAnsi="Calibri"/>
-          <w:b w:val="0"/>
-        </w:rPr>
-        <w:t>Mode 4 is not shown as a column above because, on every dimension in this table, it is identical to Mode 3: same construction actor, same Comprehension Primitive requirement, no Agent Failure Modes list, same Decision Log rules, same artifact shipped, same primary cognitive activity in Validate. The one dimension this table does not capture is who authors the spec: Modes 1 through 3 all require learner authorship; Mode 4 has the AI tool draft it, with the learner reviewing and finalizing it before it directs construction.</w:t>
-      </w:r>
     </w:p>
     <w:p>
       <w:pPr>
